--- a/lessons/5-3/downloads/reveal/teacher/5.3-session-2-prerequisite-practice-a.docx
+++ b/lessons/5-3/downloads/reveal/teacher/5.3-session-2-prerequisite-practice-a.docx
@@ -15,10 +15,28 @@
         <w:rPr>
           <w:rFonts w:ascii="Avenir Next" w:hAnsi="Avenir Next" w:cs="Avenir Next" w:eastAsia="Avenir Next"/>
           <w:color w:val="1A1A1A"/>
+          <w:sz w:val="22"/>
+          <w:szCs w:val="20"/>
+        </w:rPr>
+        <w:t xml:space="preserve">Name</w:t>
+      </w:r>
+      <w:r>
+        <w:rPr>
+          <w:rFonts w:ascii="Avenir Next" w:hAnsi="Avenir Next" w:cs="Avenir Next" w:eastAsia="Avenir Next"/>
+          <w:color w:val="1A1A1A"/>
           <w:sz w:val="20"/>
           <w:szCs w:val="20"/>
         </w:rPr>
-        <w:t xml:space="preserve">Name</w:t>
+        <w:tab/>
+      </w:r>
+      <w:r>
+        <w:rPr>
+          <w:rFonts w:ascii="Avenir Next" w:hAnsi="Avenir Next" w:cs="Avenir Next" w:eastAsia="Avenir Next"/>
+          <w:color w:val="1A1A1A"/>
+          <w:sz w:val="22"/>
+          <w:szCs w:val="20"/>
+        </w:rPr>
+        <w:t xml:space="preserve">   Date</w:t>
       </w:r>
       <w:r>
         <w:rPr>
@@ -33,25 +51,7 @@
         <w:rPr>
           <w:rFonts w:ascii="Avenir Next" w:hAnsi="Avenir Next" w:cs="Avenir Next" w:eastAsia="Avenir Next"/>
           <w:color w:val="1A1A1A"/>
-          <w:sz w:val="20"/>
-          <w:szCs w:val="20"/>
-        </w:rPr>
-        <w:t xml:space="preserve">   Date</w:t>
-      </w:r>
-      <w:r>
-        <w:rPr>
-          <w:rFonts w:ascii="Avenir Next" w:hAnsi="Avenir Next" w:cs="Avenir Next" w:eastAsia="Avenir Next"/>
-          <w:color w:val="1A1A1A"/>
-          <w:sz w:val="20"/>
-          <w:szCs w:val="20"/>
-        </w:rPr>
-        <w:tab/>
-      </w:r>
-      <w:r>
-        <w:rPr>
-          <w:rFonts w:ascii="Avenir Next" w:hAnsi="Avenir Next" w:cs="Avenir Next" w:eastAsia="Avenir Next"/>
-          <w:color w:val="1A1A1A"/>
-          <w:sz w:val="20"/>
+          <w:sz w:val="22"/>
           <w:szCs w:val="20"/>
         </w:rPr>
         <w:t xml:space="preserve">   Period</w:t>
@@ -78,7 +78,7 @@
           <w:caps/>
           <w:color w:val="003A70"/>
           <w:spacing w:val="12"/>
-          <w:sz w:val="19"/>
+          <w:sz w:val="22"/>
           <w:szCs w:val="19"/>
         </w:rPr>
         <w:t xml:space="preserve">Lesson 5-3  ·  Session 2  ·  Prerequisite Practice A  ·  Skill 1 of 2</w:t>
@@ -86,6 +86,7 @@
     </w:p>
     <w:p>
       <w:pPr>
+        <w:pStyle w:val="Heading1"/>
         <w:keepNext/>
         <w:spacing w:before="0" w:after="10" w:line="240" w:lineRule="auto"/>
       </w:pPr>
@@ -111,7 +112,7 @@
         <w:rPr>
           <w:rFonts w:ascii="Avenir Next" w:hAnsi="Avenir Next" w:cs="Avenir Next" w:eastAsia="Avenir Next"/>
           <w:color w:val="5A5F66"/>
-          <w:sz w:val="17"/>
+          <w:sz w:val="22"/>
           <w:szCs w:val="17"/>
         </w:rPr>
         <w:t xml:space="preserve">Builds on Grade 5 · 5.OA.A.1</w:t>
@@ -154,6 +155,7 @@
           </w:tcPr>
           <w:p>
             <w:pPr>
+              <w:pStyle w:val="Heading2"/>
               <w:spacing w:before="0" w:after="0" w:line="252" w:lineRule="auto"/>
             </w:pPr>
             <w:r>
@@ -183,7 +185,7 @@
               <w:rPr>
                 <w:rFonts w:ascii="Avenir Next" w:hAnsi="Avenir Next" w:cs="Avenir Next" w:eastAsia="Avenir Next"/>
                 <w:color w:val="1A1A1A"/>
-                <w:sz w:val="20"/>
+                <w:sz w:val="22"/>
                 <w:szCs w:val="20"/>
               </w:rPr>
               <w:t xml:space="preserve">In A = 1/2 × (base + base) × h, you add the two bases before you multiply.</w:t>
@@ -203,6 +205,7 @@
           </w:tcPr>
           <w:p>
             <w:pPr>
+              <w:pStyle w:val="Heading2"/>
               <w:spacing w:before="0" w:after="0" w:line="252" w:lineRule="auto"/>
             </w:pPr>
             <w:r>
@@ -232,7 +235,7 @@
               <w:rPr>
                 <w:rFonts w:ascii="Avenir Next" w:hAnsi="Avenir Next" w:cs="Avenir Next" w:eastAsia="Avenir Next"/>
                 <w:color w:val="1A1A1A"/>
-                <w:sz w:val="20"/>
+                <w:sz w:val="22"/>
                 <w:szCs w:val="20"/>
               </w:rPr>
               <w:t xml:space="preserve">Work inside parentheses first, like 1/2 × (9 + 15) × 8.  </w:t>
@@ -242,7 +245,7 @@
                 <w:rFonts w:ascii="Avenir Next" w:hAnsi="Avenir Next" w:cs="Avenir Next" w:eastAsia="Avenir Next"/>
                 <w:b/>
                 <w:color w:val="1A1A1A"/>
-                <w:sz w:val="20"/>
+                <w:sz w:val="22"/>
                 <w:szCs w:val="20"/>
               </w:rPr>
               <w:t xml:space="preserve">You will use it in Practice Form A, problems 1 and 4.</w:t>
@@ -253,6 +256,7 @@
     </w:tbl>
     <w:p>
       <w:pPr>
+        <w:pStyle w:val="Heading2"/>
         <w:keepNext/>
         <w:pBdr>
           <w:bottom w:val="single" w:sz="8" w:space="3" w:color="003A70"/>
@@ -268,7 +272,7 @@
           <w:b/>
           <w:color w:val="003A70"/>
           <w:spacing w:val="14"/>
-          <w:sz w:val="19"/>
+          <w:sz w:val="22"/>
           <w:szCs w:val="19"/>
         </w:rPr>
         <w:t xml:space="preserve">STEPS TO FOLLOW</w:t>
@@ -287,7 +291,7 @@
           <w:rFonts w:ascii="Avenir Next" w:hAnsi="Avenir Next" w:cs="Avenir Next" w:eastAsia="Avenir Next"/>
           <w:i/>
           <w:color w:val="5A5F66"/>
-          <w:sz w:val="17"/>
+          <w:sz w:val="22"/>
           <w:szCs w:val="17"/>
         </w:rPr>
         <w:t xml:space="preserve">use these same steps on every problem</w:t>
@@ -329,6 +333,7 @@
           </w:tcPr>
           <w:p>
             <w:pPr>
+              <w:pStyle w:val="Heading1"/>
               <w:spacing w:before="0" w:after="0" w:line="240" w:lineRule="auto"/>
               <w:jc w:val="center"/>
             </w:pPr>
@@ -357,7 +362,7 @@
               <w:rPr>
                 <w:rFonts w:ascii="Avenir Next" w:hAnsi="Avenir Next" w:cs="Avenir Next" w:eastAsia="Avenir Next"/>
                 <w:color w:val="1A1A1A"/>
-                <w:sz w:val="21"/>
+                <w:sz w:val="22"/>
                 <w:szCs w:val="21"/>
               </w:rPr>
               <w:t xml:space="preserve">Work </w:t>
@@ -367,7 +372,7 @@
                 <w:rFonts w:ascii="Avenir Next" w:hAnsi="Avenir Next" w:cs="Avenir Next" w:eastAsia="Avenir Next"/>
                 <w:b/>
                 <w:color w:val="1A1A1A"/>
-                <w:sz w:val="21"/>
+                <w:sz w:val="22"/>
                 <w:szCs w:val="21"/>
               </w:rPr>
               <w:t xml:space="preserve">inside</w:t>
@@ -376,7 +381,7 @@
               <w:rPr>
                 <w:rFonts w:ascii="Avenir Next" w:hAnsi="Avenir Next" w:cs="Avenir Next" w:eastAsia="Avenir Next"/>
                 <w:color w:val="1A1A1A"/>
-                <w:sz w:val="21"/>
+                <w:sz w:val="22"/>
                 <w:szCs w:val="21"/>
               </w:rPr>
               <w:t xml:space="preserve"> the parentheses first.</w:t>
@@ -395,6 +400,7 @@
           </w:tcPr>
           <w:p>
             <w:pPr>
+              <w:pStyle w:val="Heading1"/>
               <w:spacing w:before="0" w:after="0" w:line="240" w:lineRule="auto"/>
               <w:jc w:val="center"/>
             </w:pPr>
@@ -424,7 +430,7 @@
                 <w:rFonts w:ascii="Avenir Next" w:hAnsi="Avenir Next" w:cs="Avenir Next" w:eastAsia="Avenir Next"/>
                 <w:b/>
                 <w:color w:val="1A1A1A"/>
-                <w:sz w:val="21"/>
+                <w:sz w:val="22"/>
                 <w:szCs w:val="21"/>
               </w:rPr>
               <w:t xml:space="preserve">Multiply</w:t>
@@ -433,7 +439,7 @@
               <w:rPr>
                 <w:rFonts w:ascii="Avenir Next" w:hAnsi="Avenir Next" w:cs="Avenir Next" w:eastAsia="Avenir Next"/>
                 <w:color w:val="1A1A1A"/>
-                <w:sz w:val="21"/>
+                <w:sz w:val="22"/>
                 <w:szCs w:val="21"/>
               </w:rPr>
               <w:t xml:space="preserve"> by the height.</w:t>
@@ -452,6 +458,7 @@
           </w:tcPr>
           <w:p>
             <w:pPr>
+              <w:pStyle w:val="Heading1"/>
               <w:spacing w:before="0" w:after="0" w:line="240" w:lineRule="auto"/>
               <w:jc w:val="center"/>
             </w:pPr>
@@ -481,7 +488,7 @@
                 <w:rFonts w:ascii="Avenir Next" w:hAnsi="Avenir Next" w:cs="Avenir Next" w:eastAsia="Avenir Next"/>
                 <w:b/>
                 <w:color w:val="1A1A1A"/>
-                <w:sz w:val="21"/>
+                <w:sz w:val="22"/>
                 <w:szCs w:val="21"/>
               </w:rPr>
               <w:t xml:space="preserve">Halve</w:t>
@@ -490,7 +497,7 @@
               <w:rPr>
                 <w:rFonts w:ascii="Avenir Next" w:hAnsi="Avenir Next" w:cs="Avenir Next" w:eastAsia="Avenir Next"/>
                 <w:color w:val="1A1A1A"/>
-                <w:sz w:val="21"/>
+                <w:sz w:val="22"/>
                 <w:szCs w:val="21"/>
               </w:rPr>
               <w:t xml:space="preserve"> the product.</w:t>
@@ -501,6 +508,7 @@
     </w:tbl>
     <w:p>
       <w:pPr>
+        <w:pStyle w:val="Heading2"/>
         <w:keepNext/>
         <w:pBdr>
           <w:bottom w:val="single" w:sz="8" w:space="3" w:color="003A70"/>
@@ -516,7 +524,7 @@
           <w:b/>
           <w:color w:val="003A70"/>
           <w:spacing w:val="14"/>
-          <w:sz w:val="19"/>
+          <w:sz w:val="22"/>
           <w:szCs w:val="19"/>
         </w:rPr>
         <w:t xml:space="preserve">WATCH ME</w:t>
@@ -535,7 +543,7 @@
           <w:rFonts w:ascii="Avenir Next" w:hAnsi="Avenir Next" w:cs="Avenir Next" w:eastAsia="Avenir Next"/>
           <w:i/>
           <w:color w:val="5A5F66"/>
-          <w:sz w:val="17"/>
+          <w:sz w:val="22"/>
           <w:szCs w:val="17"/>
         </w:rPr>
         <w:t xml:space="preserve">the steps in action</w:t>
@@ -550,7 +558,7 @@
           <w:rFonts w:ascii="Avenir Next" w:hAnsi="Avenir Next" w:cs="Avenir Next" w:eastAsia="Avenir Next"/>
           <w:b/>
           <w:color w:val="1A1A1A"/>
-          <w:sz w:val="21"/>
+          <w:sz w:val="22"/>
           <w:szCs w:val="21"/>
         </w:rPr>
         <w:t xml:space="preserve">Find 1/2 × (6 + 10) × 5.</w:t>
@@ -569,25 +577,25 @@
           <w:rFonts w:ascii="Avenir Next" w:hAnsi="Avenir Next" w:cs="Avenir Next" w:eastAsia="Avenir Next"/>
           <w:b/>
           <w:color w:val="003A70"/>
+          <w:sz w:val="22"/>
+          <w:szCs w:val="19"/>
+        </w:rPr>
+        <w:t xml:space="preserve">Step 1</w:t>
+      </w:r>
+      <w:r>
+        <w:rPr>
+          <w:rFonts w:ascii="Avenir Next" w:hAnsi="Avenir Next" w:cs="Avenir Next" w:eastAsia="Avenir Next"/>
+          <w:color w:val="1A1A1A"/>
           <w:sz w:val="19"/>
           <w:szCs w:val="19"/>
         </w:rPr>
-        <w:t xml:space="preserve">Step 1</w:t>
-      </w:r>
-      <w:r>
-        <w:rPr>
-          <w:rFonts w:ascii="Avenir Next" w:hAnsi="Avenir Next" w:cs="Avenir Next" w:eastAsia="Avenir Next"/>
-          <w:color w:val="1A1A1A"/>
-          <w:sz w:val="19"/>
-          <w:szCs w:val="19"/>
-        </w:rPr>
         <w:tab/>
       </w:r>
       <w:r>
         <w:rPr>
           <w:rFonts w:ascii="Avenir Next" w:hAnsi="Avenir Next" w:cs="Avenir Next" w:eastAsia="Avenir Next"/>
           <w:color w:val="1A1A1A"/>
-          <w:sz w:val="21"/>
+          <w:sz w:val="22"/>
           <w:szCs w:val="21"/>
         </w:rPr>
         <w:t xml:space="preserve">6 + 10 = 16.</w:t>
@@ -606,25 +614,25 @@
           <w:rFonts w:ascii="Avenir Next" w:hAnsi="Avenir Next" w:cs="Avenir Next" w:eastAsia="Avenir Next"/>
           <w:b/>
           <w:color w:val="003A70"/>
+          <w:sz w:val="22"/>
+          <w:szCs w:val="19"/>
+        </w:rPr>
+        <w:t xml:space="preserve">Step 2</w:t>
+      </w:r>
+      <w:r>
+        <w:rPr>
+          <w:rFonts w:ascii="Avenir Next" w:hAnsi="Avenir Next" w:cs="Avenir Next" w:eastAsia="Avenir Next"/>
+          <w:color w:val="1A1A1A"/>
           <w:sz w:val="19"/>
           <w:szCs w:val="19"/>
         </w:rPr>
-        <w:t xml:space="preserve">Step 2</w:t>
-      </w:r>
-      <w:r>
-        <w:rPr>
-          <w:rFonts w:ascii="Avenir Next" w:hAnsi="Avenir Next" w:cs="Avenir Next" w:eastAsia="Avenir Next"/>
-          <w:color w:val="1A1A1A"/>
-          <w:sz w:val="19"/>
-          <w:szCs w:val="19"/>
-        </w:rPr>
         <w:tab/>
       </w:r>
       <w:r>
         <w:rPr>
           <w:rFonts w:ascii="Avenir Next" w:hAnsi="Avenir Next" w:cs="Avenir Next" w:eastAsia="Avenir Next"/>
           <w:color w:val="1A1A1A"/>
-          <w:sz w:val="21"/>
+          <w:sz w:val="22"/>
           <w:szCs w:val="21"/>
         </w:rPr>
         <w:t xml:space="preserve">16 × 5 = 80.</w:t>
@@ -643,25 +651,25 @@
           <w:rFonts w:ascii="Avenir Next" w:hAnsi="Avenir Next" w:cs="Avenir Next" w:eastAsia="Avenir Next"/>
           <w:b/>
           <w:color w:val="003A70"/>
+          <w:sz w:val="22"/>
+          <w:szCs w:val="19"/>
+        </w:rPr>
+        <w:t xml:space="preserve">Step 3</w:t>
+      </w:r>
+      <w:r>
+        <w:rPr>
+          <w:rFonts w:ascii="Avenir Next" w:hAnsi="Avenir Next" w:cs="Avenir Next" w:eastAsia="Avenir Next"/>
+          <w:color w:val="1A1A1A"/>
           <w:sz w:val="19"/>
           <w:szCs w:val="19"/>
         </w:rPr>
-        <w:t xml:space="preserve">Step 3</w:t>
-      </w:r>
-      <w:r>
-        <w:rPr>
-          <w:rFonts w:ascii="Avenir Next" w:hAnsi="Avenir Next" w:cs="Avenir Next" w:eastAsia="Avenir Next"/>
-          <w:color w:val="1A1A1A"/>
-          <w:sz w:val="19"/>
-          <w:szCs w:val="19"/>
-        </w:rPr>
         <w:tab/>
       </w:r>
       <w:r>
         <w:rPr>
           <w:rFonts w:ascii="Avenir Next" w:hAnsi="Avenir Next" w:cs="Avenir Next" w:eastAsia="Avenir Next"/>
           <w:color w:val="1A1A1A"/>
-          <w:sz w:val="21"/>
+          <w:sz w:val="22"/>
           <w:szCs w:val="21"/>
         </w:rPr>
         <w:t xml:space="preserve">80 ÷ 2 = 40.</w:t>
@@ -680,18 +688,18 @@
           <w:rFonts w:ascii="Avenir Next" w:hAnsi="Avenir Next" w:cs="Avenir Next" w:eastAsia="Avenir Next"/>
           <w:b/>
           <w:color w:val="1A1A1A"/>
+          <w:sz w:val="22"/>
+          <w:szCs w:val="21"/>
+        </w:rPr>
+        <w:t xml:space="preserve">Answer</w:t>
+      </w:r>
+      <w:r>
+        <w:rPr>
+          <w:rFonts w:ascii="Avenir Next" w:hAnsi="Avenir Next" w:cs="Avenir Next" w:eastAsia="Avenir Next"/>
+          <w:color w:val="1A1A1A"/>
           <w:sz w:val="21"/>
           <w:szCs w:val="21"/>
         </w:rPr>
-        <w:t xml:space="preserve">Answer</w:t>
-      </w:r>
-      <w:r>
-        <w:rPr>
-          <w:rFonts w:ascii="Avenir Next" w:hAnsi="Avenir Next" w:cs="Avenir Next" w:eastAsia="Avenir Next"/>
-          <w:color w:val="1A1A1A"/>
-          <w:sz w:val="21"/>
-          <w:szCs w:val="21"/>
-        </w:rPr>
         <w:tab/>
       </w:r>
       <w:r>
@@ -699,7 +707,7 @@
           <w:rFonts w:ascii="Avenir Next" w:hAnsi="Avenir Next" w:cs="Avenir Next" w:eastAsia="Avenir Next"/>
           <w:b/>
           <w:color w:val="1A1A1A"/>
-          <w:sz w:val="21"/>
+          <w:sz w:val="22"/>
           <w:szCs w:val="21"/>
         </w:rPr>
         <w:t xml:space="preserve">40</w:t>
@@ -707,6 +715,7 @@
     </w:p>
     <w:p>
       <w:pPr>
+        <w:pStyle w:val="Heading2"/>
         <w:keepNext/>
         <w:pBdr>
           <w:bottom w:val="single" w:sz="8" w:space="3" w:color="003A70"/>
@@ -722,7 +731,7 @@
           <w:b/>
           <w:color w:val="003A70"/>
           <w:spacing w:val="14"/>
-          <w:sz w:val="19"/>
+          <w:sz w:val="22"/>
           <w:szCs w:val="19"/>
         </w:rPr>
         <w:t xml:space="preserve">TRY IT WITH HELP</w:t>
@@ -741,7 +750,7 @@
           <w:rFonts w:ascii="Avenir Next" w:hAnsi="Avenir Next" w:cs="Avenir Next" w:eastAsia="Avenir Next"/>
           <w:i/>
           <w:color w:val="5A5F66"/>
-          <w:sz w:val="17"/>
+          <w:sz w:val="22"/>
           <w:szCs w:val="17"/>
         </w:rPr>
         <w:t xml:space="preserve">fill in each step</w:t>
@@ -799,25 +808,25 @@
           <w:rFonts w:ascii="Avenir Next" w:hAnsi="Avenir Next" w:cs="Avenir Next" w:eastAsia="Avenir Next"/>
           <w:b/>
           <w:color w:val="003A70"/>
+          <w:sz w:val="22"/>
+          <w:szCs w:val="18"/>
+        </w:rPr>
+        <w:t xml:space="preserve">Step 1</w:t>
+      </w:r>
+      <w:r>
+        <w:rPr>
+          <w:rFonts w:ascii="Avenir Next" w:hAnsi="Avenir Next" w:cs="Avenir Next" w:eastAsia="Avenir Next"/>
+          <w:color w:val="1A1A1A"/>
           <w:sz w:val="18"/>
           <w:szCs w:val="18"/>
         </w:rPr>
-        <w:t xml:space="preserve">Step 1</w:t>
-      </w:r>
-      <w:r>
-        <w:rPr>
-          <w:rFonts w:ascii="Avenir Next" w:hAnsi="Avenir Next" w:cs="Avenir Next" w:eastAsia="Avenir Next"/>
-          <w:color w:val="1A1A1A"/>
-          <w:sz w:val="18"/>
-          <w:szCs w:val="18"/>
-        </w:rPr>
         <w:tab/>
       </w:r>
       <w:r>
         <w:rPr>
           <w:rFonts w:ascii="Avenir Next" w:hAnsi="Avenir Next" w:cs="Avenir Next" w:eastAsia="Avenir Next"/>
           <w:color w:val="1A1A1A"/>
-          <w:sz w:val="21"/>
+          <w:sz w:val="22"/>
           <w:szCs w:val="21"/>
         </w:rPr>
         <w:t xml:space="preserve">4 + 12 = </w:t>
@@ -847,25 +856,25 @@
           <w:rFonts w:ascii="Avenir Next" w:hAnsi="Avenir Next" w:cs="Avenir Next" w:eastAsia="Avenir Next"/>
           <w:b/>
           <w:color w:val="003A70"/>
+          <w:sz w:val="22"/>
+          <w:szCs w:val="18"/>
+        </w:rPr>
+        <w:t xml:space="preserve">Step 2</w:t>
+      </w:r>
+      <w:r>
+        <w:rPr>
+          <w:rFonts w:ascii="Avenir Next" w:hAnsi="Avenir Next" w:cs="Avenir Next" w:eastAsia="Avenir Next"/>
+          <w:color w:val="1A1A1A"/>
           <w:sz w:val="18"/>
           <w:szCs w:val="18"/>
         </w:rPr>
-        <w:t xml:space="preserve">Step 2</w:t>
-      </w:r>
-      <w:r>
-        <w:rPr>
-          <w:rFonts w:ascii="Avenir Next" w:hAnsi="Avenir Next" w:cs="Avenir Next" w:eastAsia="Avenir Next"/>
-          <w:color w:val="1A1A1A"/>
-          <w:sz w:val="18"/>
-          <w:szCs w:val="18"/>
-        </w:rPr>
         <w:tab/>
       </w:r>
       <w:r>
         <w:rPr>
           <w:rFonts w:ascii="Avenir Next" w:hAnsi="Avenir Next" w:cs="Avenir Next" w:eastAsia="Avenir Next"/>
           <w:color w:val="1A1A1A"/>
-          <w:sz w:val="21"/>
+          <w:sz w:val="22"/>
           <w:szCs w:val="21"/>
         </w:rPr>
         <w:t xml:space="preserve">16 × 3 = </w:t>
@@ -895,25 +904,25 @@
           <w:rFonts w:ascii="Avenir Next" w:hAnsi="Avenir Next" w:cs="Avenir Next" w:eastAsia="Avenir Next"/>
           <w:b/>
           <w:color w:val="003A70"/>
+          <w:sz w:val="22"/>
+          <w:szCs w:val="18"/>
+        </w:rPr>
+        <w:t xml:space="preserve">Step 3</w:t>
+      </w:r>
+      <w:r>
+        <w:rPr>
+          <w:rFonts w:ascii="Avenir Next" w:hAnsi="Avenir Next" w:cs="Avenir Next" w:eastAsia="Avenir Next"/>
+          <w:color w:val="1A1A1A"/>
           <w:sz w:val="18"/>
           <w:szCs w:val="18"/>
         </w:rPr>
-        <w:t xml:space="preserve">Step 3</w:t>
-      </w:r>
-      <w:r>
-        <w:rPr>
-          <w:rFonts w:ascii="Avenir Next" w:hAnsi="Avenir Next" w:cs="Avenir Next" w:eastAsia="Avenir Next"/>
-          <w:color w:val="1A1A1A"/>
-          <w:sz w:val="18"/>
-          <w:szCs w:val="18"/>
-        </w:rPr>
         <w:tab/>
       </w:r>
       <w:r>
         <w:rPr>
           <w:rFonts w:ascii="Avenir Next" w:hAnsi="Avenir Next" w:cs="Avenir Next" w:eastAsia="Avenir Next"/>
           <w:color w:val="1A1A1A"/>
-          <w:sz w:val="21"/>
+          <w:sz w:val="22"/>
           <w:szCs w:val="21"/>
         </w:rPr>
         <w:t xml:space="preserve">48 ÷ 2 = </w:t>
@@ -986,25 +995,25 @@
           <w:rFonts w:ascii="Avenir Next" w:hAnsi="Avenir Next" w:cs="Avenir Next" w:eastAsia="Avenir Next"/>
           <w:b/>
           <w:color w:val="003A70"/>
+          <w:sz w:val="22"/>
+          <w:szCs w:val="18"/>
+        </w:rPr>
+        <w:t xml:space="preserve">Step 1</w:t>
+      </w:r>
+      <w:r>
+        <w:rPr>
+          <w:rFonts w:ascii="Avenir Next" w:hAnsi="Avenir Next" w:cs="Avenir Next" w:eastAsia="Avenir Next"/>
+          <w:color w:val="1A1A1A"/>
           <w:sz w:val="18"/>
           <w:szCs w:val="18"/>
         </w:rPr>
-        <w:t xml:space="preserve">Step 1</w:t>
-      </w:r>
-      <w:r>
-        <w:rPr>
-          <w:rFonts w:ascii="Avenir Next" w:hAnsi="Avenir Next" w:cs="Avenir Next" w:eastAsia="Avenir Next"/>
-          <w:color w:val="1A1A1A"/>
-          <w:sz w:val="18"/>
-          <w:szCs w:val="18"/>
-        </w:rPr>
         <w:tab/>
       </w:r>
       <w:r>
         <w:rPr>
           <w:rFonts w:ascii="Avenir Next" w:hAnsi="Avenir Next" w:cs="Avenir Next" w:eastAsia="Avenir Next"/>
           <w:color w:val="1A1A1A"/>
-          <w:sz w:val="21"/>
+          <w:sz w:val="22"/>
           <w:szCs w:val="21"/>
         </w:rPr>
         <w:t xml:space="preserve">11 + 17 = </w:t>
@@ -1034,25 +1043,25 @@
           <w:rFonts w:ascii="Avenir Next" w:hAnsi="Avenir Next" w:cs="Avenir Next" w:eastAsia="Avenir Next"/>
           <w:b/>
           <w:color w:val="003A70"/>
+          <w:sz w:val="22"/>
+          <w:szCs w:val="18"/>
+        </w:rPr>
+        <w:t xml:space="preserve">Step 2</w:t>
+      </w:r>
+      <w:r>
+        <w:rPr>
+          <w:rFonts w:ascii="Avenir Next" w:hAnsi="Avenir Next" w:cs="Avenir Next" w:eastAsia="Avenir Next"/>
+          <w:color w:val="1A1A1A"/>
           <w:sz w:val="18"/>
           <w:szCs w:val="18"/>
         </w:rPr>
-        <w:t xml:space="preserve">Step 2</w:t>
-      </w:r>
-      <w:r>
-        <w:rPr>
-          <w:rFonts w:ascii="Avenir Next" w:hAnsi="Avenir Next" w:cs="Avenir Next" w:eastAsia="Avenir Next"/>
-          <w:color w:val="1A1A1A"/>
-          <w:sz w:val="18"/>
-          <w:szCs w:val="18"/>
-        </w:rPr>
         <w:tab/>
       </w:r>
       <w:r>
         <w:rPr>
           <w:rFonts w:ascii="Avenir Next" w:hAnsi="Avenir Next" w:cs="Avenir Next" w:eastAsia="Avenir Next"/>
           <w:color w:val="1A1A1A"/>
-          <w:sz w:val="21"/>
+          <w:sz w:val="22"/>
           <w:szCs w:val="21"/>
         </w:rPr>
         <w:t xml:space="preserve">28 × 10 = </w:t>
@@ -1082,35 +1091,35 @@
           <w:rFonts w:ascii="Avenir Next" w:hAnsi="Avenir Next" w:cs="Avenir Next" w:eastAsia="Avenir Next"/>
           <w:b/>
           <w:color w:val="003A70"/>
+          <w:sz w:val="22"/>
+          <w:szCs w:val="18"/>
+        </w:rPr>
+        <w:t xml:space="preserve">Step 3</w:t>
+      </w:r>
+      <w:r>
+        <w:rPr>
+          <w:rFonts w:ascii="Avenir Next" w:hAnsi="Avenir Next" w:cs="Avenir Next" w:eastAsia="Avenir Next"/>
+          <w:color w:val="1A1A1A"/>
           <w:sz w:val="18"/>
           <w:szCs w:val="18"/>
         </w:rPr>
-        <w:t xml:space="preserve">Step 3</w:t>
-      </w:r>
-      <w:r>
-        <w:rPr>
-          <w:rFonts w:ascii="Avenir Next" w:hAnsi="Avenir Next" w:cs="Avenir Next" w:eastAsia="Avenir Next"/>
-          <w:color w:val="1A1A1A"/>
-          <w:sz w:val="18"/>
-          <w:szCs w:val="18"/>
-        </w:rPr>
         <w:tab/>
       </w:r>
       <w:r>
         <w:rPr>
           <w:rFonts w:ascii="Avenir Next" w:hAnsi="Avenir Next" w:cs="Avenir Next" w:eastAsia="Avenir Next"/>
           <w:color w:val="1A1A1A"/>
+          <w:sz w:val="22"/>
+          <w:szCs w:val="21"/>
+        </w:rPr>
+        <w:t xml:space="preserve">280 ÷ 2 = </w:t>
+      </w:r>
+      <w:r>
+        <w:rPr>
+          <w:rFonts w:ascii="Avenir Next" w:hAnsi="Avenir Next" w:cs="Avenir Next" w:eastAsia="Avenir Next"/>
+          <w:color w:val="1A1A1A"/>
           <w:sz w:val="21"/>
           <w:szCs w:val="21"/>
-        </w:rPr>
-        <w:t xml:space="preserve">280 ÷ 2 = </w:t>
-      </w:r>
-      <w:r>
-        <w:rPr>
-          <w:rFonts w:ascii="Avenir Next" w:hAnsi="Avenir Next" w:cs="Avenir Next" w:eastAsia="Avenir Next"/>
-          <w:color w:val="1A1A1A"/>
-          <w:sz w:val="21"/>
-          <w:szCs w:val="21"/>
           <w:u w:val="single"/>
         </w:rPr>
         <w:t xml:space="preserve">                </w:t>
@@ -1123,6 +1132,7 @@
     </w:p>
     <w:p>
       <w:pPr>
+        <w:pStyle w:val="Heading2"/>
         <w:keepNext/>
         <w:pBdr>
           <w:bottom w:val="single" w:sz="8" w:space="3" w:color="003A70"/>
@@ -1138,7 +1148,7 @@
           <w:b/>
           <w:color w:val="003A70"/>
           <w:spacing w:val="14"/>
-          <w:sz w:val="19"/>
+          <w:sz w:val="22"/>
           <w:szCs w:val="19"/>
         </w:rPr>
         <w:t xml:space="preserve">YOUR TURN</w:t>
@@ -1157,7 +1167,7 @@
           <w:rFonts w:ascii="Avenir Next" w:hAnsi="Avenir Next" w:cs="Avenir Next" w:eastAsia="Avenir Next"/>
           <w:i/>
           <w:color w:val="5A5F66"/>
-          <w:sz w:val="17"/>
+          <w:sz w:val="22"/>
           <w:szCs w:val="17"/>
         </w:rPr>
         <w:t xml:space="preserve">use the steps on your own</w:t>
@@ -1673,7 +1683,7 @@
       <w:pPr>
         <w:pageBreakBefore/>
         <w:keepNext/>
-        <w:spacing w:before="0" w:after="12" w:line="264" w:lineRule="auto"/>
+        <w:spacing w:before="0" w:after="12" w:line="252" w:lineRule="auto"/>
       </w:pPr>
       <w:r>
         <w:rPr>
@@ -1682,7 +1692,7 @@
           <w:caps/>
           <w:color w:val="003A70"/>
           <w:spacing w:val="12"/>
-          <w:sz w:val="19"/>
+          <w:sz w:val="22"/>
           <w:szCs w:val="19"/>
         </w:rPr>
         <w:t xml:space="preserve">Lesson 5-3  ·  Session 2  ·  Prerequisite Practice A  ·  Skill 2 of 2</w:t>
@@ -1690,6 +1700,7 @@
     </w:p>
     <w:p>
       <w:pPr>
+        <w:pStyle w:val="Heading1"/>
         <w:keepNext/>
         <w:spacing w:before="0" w:after="10" w:line="240" w:lineRule="auto"/>
       </w:pPr>
@@ -1709,13 +1720,13 @@
         <w:pBdr>
           <w:bottom w:val="single" w:sz="4" w:space="5" w:color="C9CDD2"/>
         </w:pBdr>
-        <w:spacing w:before="0" w:after="60" w:line="264" w:lineRule="auto"/>
+        <w:spacing w:before="0" w:after="60" w:line="252" w:lineRule="auto"/>
       </w:pPr>
       <w:r>
         <w:rPr>
           <w:rFonts w:ascii="Avenir Next" w:hAnsi="Avenir Next" w:cs="Avenir Next" w:eastAsia="Avenir Next"/>
           <w:color w:val="5A5F66"/>
-          <w:sz w:val="17"/>
+          <w:sz w:val="22"/>
           <w:szCs w:val="17"/>
         </w:rPr>
         <w:t xml:space="preserve">Builds on Grade 5 · 5.NBT.B.6</w:t>
@@ -1758,7 +1769,8 @@
           </w:tcPr>
           <w:p>
             <w:pPr>
-              <w:spacing w:before="0" w:after="0" w:line="252" w:lineRule="auto"/>
+              <w:pStyle w:val="Heading2"/>
+              <w:spacing w:before="0" w:after="0" w:line="246" w:lineRule="auto"/>
             </w:pPr>
             <w:r>
               <w:rPr>
@@ -1781,13 +1793,13 @@
           </w:tcPr>
           <w:p>
             <w:pPr>
-              <w:spacing w:before="0" w:after="0" w:line="264" w:lineRule="auto"/>
+              <w:spacing w:before="0" w:after="0" w:line="252" w:lineRule="auto"/>
             </w:pPr>
             <w:r>
               <w:rPr>
                 <w:rFonts w:ascii="Avenir Next" w:hAnsi="Avenir Next" w:cs="Avenir Next" w:eastAsia="Avenir Next"/>
                 <w:color w:val="1A1A1A"/>
-                <w:sz w:val="20"/>
+                <w:sz w:val="22"/>
                 <w:szCs w:val="20"/>
               </w:rPr>
               <w:t xml:space="preserve">In Problem 1a, (9 + 15) × 8 = 192. Then you still take half of 192.</w:t>
@@ -1807,7 +1819,8 @@
           </w:tcPr>
           <w:p>
             <w:pPr>
-              <w:spacing w:before="0" w:after="0" w:line="252" w:lineRule="auto"/>
+              <w:pStyle w:val="Heading2"/>
+              <w:spacing w:before="0" w:after="0" w:line="246" w:lineRule="auto"/>
             </w:pPr>
             <w:r>
               <w:rPr>
@@ -1830,13 +1843,13 @@
           </w:tcPr>
           <w:p>
             <w:pPr>
-              <w:spacing w:before="0" w:after="0" w:line="264" w:lineRule="auto"/>
+              <w:spacing w:before="0" w:after="0" w:line="252" w:lineRule="auto"/>
             </w:pPr>
             <w:r>
               <w:rPr>
                 <w:rFonts w:ascii="Avenir Next" w:hAnsi="Avenir Next" w:cs="Avenir Next" w:eastAsia="Avenir Next"/>
                 <w:color w:val="1A1A1A"/>
-                <w:sz w:val="20"/>
+                <w:sz w:val="22"/>
                 <w:szCs w:val="20"/>
               </w:rPr>
               <w:t xml:space="preserve">Find half of a number like 192.  </w:t>
@@ -1846,7 +1859,7 @@
                 <w:rFonts w:ascii="Avenir Next" w:hAnsi="Avenir Next" w:cs="Avenir Next" w:eastAsia="Avenir Next"/>
                 <w:b/>
                 <w:color w:val="1A1A1A"/>
-                <w:sz w:val="20"/>
+                <w:sz w:val="22"/>
                 <w:szCs w:val="20"/>
               </w:rPr>
               <w:t xml:space="preserve">You will use it in Practice Form A, problems 1 and 6.</w:t>
@@ -1857,6 +1870,7 @@
     </w:tbl>
     <w:p>
       <w:pPr>
+        <w:pStyle w:val="Heading2"/>
         <w:keepNext/>
         <w:pBdr>
           <w:bottom w:val="single" w:sz="8" w:space="3" w:color="003A70"/>
@@ -1872,7 +1886,7 @@
           <w:b/>
           <w:color w:val="003A70"/>
           <w:spacing w:val="14"/>
-          <w:sz w:val="19"/>
+          <w:sz w:val="22"/>
           <w:szCs w:val="19"/>
         </w:rPr>
         <w:t xml:space="preserve">STEPS TO FOLLOW</w:t>
@@ -1891,7 +1905,7 @@
           <w:rFonts w:ascii="Avenir Next" w:hAnsi="Avenir Next" w:cs="Avenir Next" w:eastAsia="Avenir Next"/>
           <w:i/>
           <w:color w:val="5A5F66"/>
-          <w:sz w:val="17"/>
+          <w:sz w:val="22"/>
           <w:szCs w:val="17"/>
         </w:rPr>
         <w:t xml:space="preserve">use these same steps on every problem</w:t>
@@ -1933,6 +1947,7 @@
           </w:tcPr>
           <w:p>
             <w:pPr>
+              <w:pStyle w:val="Heading1"/>
               <w:spacing w:before="0" w:after="0" w:line="240" w:lineRule="auto"/>
               <w:jc w:val="center"/>
             </w:pPr>
@@ -1955,14 +1970,14 @@
           </w:tcPr>
           <w:p>
             <w:pPr>
-              <w:spacing w:before="0" w:after="0" w:line="264" w:lineRule="auto"/>
+              <w:spacing w:before="0" w:after="0" w:line="252" w:lineRule="auto"/>
             </w:pPr>
             <w:r>
               <w:rPr>
                 <w:rFonts w:ascii="Avenir Next" w:hAnsi="Avenir Next" w:cs="Avenir Next" w:eastAsia="Avenir Next"/>
                 <w:b/>
                 <w:color w:val="1A1A1A"/>
-                <w:sz w:val="21"/>
+                <w:sz w:val="22"/>
                 <w:szCs w:val="21"/>
               </w:rPr>
               <w:t xml:space="preserve">Split</w:t>
@@ -1971,7 +1986,7 @@
               <w:rPr>
                 <w:rFonts w:ascii="Avenir Next" w:hAnsi="Avenir Next" w:cs="Avenir Next" w:eastAsia="Avenir Next"/>
                 <w:color w:val="1A1A1A"/>
-                <w:sz w:val="21"/>
+                <w:sz w:val="22"/>
                 <w:szCs w:val="21"/>
               </w:rPr>
               <w:t xml:space="preserve"> the number into hundreds and the rest.</w:t>
@@ -1990,6 +2005,7 @@
           </w:tcPr>
           <w:p>
             <w:pPr>
+              <w:pStyle w:val="Heading1"/>
               <w:spacing w:before="0" w:after="0" w:line="240" w:lineRule="auto"/>
               <w:jc w:val="center"/>
             </w:pPr>
@@ -2012,14 +2028,14 @@
           </w:tcPr>
           <w:p>
             <w:pPr>
-              <w:spacing w:before="0" w:after="0" w:line="264" w:lineRule="auto"/>
+              <w:spacing w:before="0" w:after="0" w:line="252" w:lineRule="auto"/>
             </w:pPr>
             <w:r>
               <w:rPr>
                 <w:rFonts w:ascii="Avenir Next" w:hAnsi="Avenir Next" w:cs="Avenir Next" w:eastAsia="Avenir Next"/>
                 <w:b/>
                 <w:color w:val="1A1A1A"/>
-                <w:sz w:val="21"/>
+                <w:sz w:val="22"/>
                 <w:szCs w:val="21"/>
               </w:rPr>
               <w:t xml:space="preserve">Halve</w:t>
@@ -2028,7 +2044,7 @@
               <w:rPr>
                 <w:rFonts w:ascii="Avenir Next" w:hAnsi="Avenir Next" w:cs="Avenir Next" w:eastAsia="Avenir Next"/>
                 <w:color w:val="1A1A1A"/>
-                <w:sz w:val="21"/>
+                <w:sz w:val="22"/>
                 <w:szCs w:val="21"/>
               </w:rPr>
               <w:t xml:space="preserve"> each part.</w:t>
@@ -2047,6 +2063,7 @@
           </w:tcPr>
           <w:p>
             <w:pPr>
+              <w:pStyle w:val="Heading1"/>
               <w:spacing w:before="0" w:after="0" w:line="240" w:lineRule="auto"/>
               <w:jc w:val="center"/>
             </w:pPr>
@@ -2069,14 +2086,14 @@
           </w:tcPr>
           <w:p>
             <w:pPr>
-              <w:spacing w:before="0" w:after="0" w:line="264" w:lineRule="auto"/>
+              <w:spacing w:before="0" w:after="0" w:line="252" w:lineRule="auto"/>
             </w:pPr>
             <w:r>
               <w:rPr>
                 <w:rFonts w:ascii="Avenir Next" w:hAnsi="Avenir Next" w:cs="Avenir Next" w:eastAsia="Avenir Next"/>
                 <w:b/>
                 <w:color w:val="1A1A1A"/>
-                <w:sz w:val="21"/>
+                <w:sz w:val="22"/>
                 <w:szCs w:val="21"/>
               </w:rPr>
               <w:t xml:space="preserve">Add</w:t>
@@ -2085,7 +2102,7 @@
               <w:rPr>
                 <w:rFonts w:ascii="Avenir Next" w:hAnsi="Avenir Next" w:cs="Avenir Next" w:eastAsia="Avenir Next"/>
                 <w:color w:val="1A1A1A"/>
-                <w:sz w:val="21"/>
+                <w:sz w:val="22"/>
                 <w:szCs w:val="21"/>
               </w:rPr>
               <w:t xml:space="preserve"> the two halves.</w:t>
@@ -2096,6 +2113,7 @@
     </w:tbl>
     <w:p>
       <w:pPr>
+        <w:pStyle w:val="Heading2"/>
         <w:keepNext/>
         <w:pBdr>
           <w:bottom w:val="single" w:sz="8" w:space="3" w:color="003A70"/>
@@ -2111,7 +2129,7 @@
           <w:b/>
           <w:color w:val="003A70"/>
           <w:spacing w:val="14"/>
-          <w:sz w:val="19"/>
+          <w:sz w:val="22"/>
           <w:szCs w:val="19"/>
         </w:rPr>
         <w:t xml:space="preserve">WATCH ME</w:t>
@@ -2130,7 +2148,7 @@
           <w:rFonts w:ascii="Avenir Next" w:hAnsi="Avenir Next" w:cs="Avenir Next" w:eastAsia="Avenir Next"/>
           <w:i/>
           <w:color w:val="5A5F66"/>
-          <w:sz w:val="17"/>
+          <w:sz w:val="22"/>
           <w:szCs w:val="17"/>
         </w:rPr>
         <w:t xml:space="preserve">the steps in action</w:t>
@@ -2138,14 +2156,14 @@
     </w:p>
     <w:p>
       <w:pPr>
-        <w:spacing w:before="0" w:after="40" w:line="264" w:lineRule="auto"/>
+        <w:spacing w:before="0" w:after="40" w:line="252" w:lineRule="auto"/>
       </w:pPr>
       <w:r>
         <w:rPr>
           <w:rFonts w:ascii="Avenir Next" w:hAnsi="Avenir Next" w:cs="Avenir Next" w:eastAsia="Avenir Next"/>
           <w:b/>
           <w:color w:val="1A1A1A"/>
-          <w:sz w:val="21"/>
+          <w:sz w:val="22"/>
           <w:szCs w:val="21"/>
         </w:rPr>
         <w:t xml:space="preserve">Find half of 192.</w:t>
@@ -2156,7 +2174,7 @@
         <w:tabs>
           <w:tab w:val="left" w:pos="950"/>
         </w:tabs>
-        <w:spacing w:before="0" w:after="24" w:line="256" w:lineRule="auto"/>
+        <w:spacing w:before="0" w:after="24" w:line="248" w:lineRule="auto"/>
         <w:ind w:left="950" w:hanging="950"/>
       </w:pPr>
       <w:r>
@@ -2164,25 +2182,25 @@
           <w:rFonts w:ascii="Avenir Next" w:hAnsi="Avenir Next" w:cs="Avenir Next" w:eastAsia="Avenir Next"/>
           <w:b/>
           <w:color w:val="003A70"/>
+          <w:sz w:val="22"/>
+          <w:szCs w:val="19"/>
+        </w:rPr>
+        <w:t xml:space="preserve">Step 1</w:t>
+      </w:r>
+      <w:r>
+        <w:rPr>
+          <w:rFonts w:ascii="Avenir Next" w:hAnsi="Avenir Next" w:cs="Avenir Next" w:eastAsia="Avenir Next"/>
+          <w:color w:val="1A1A1A"/>
           <w:sz w:val="19"/>
           <w:szCs w:val="19"/>
         </w:rPr>
-        <w:t xml:space="preserve">Step 1</w:t>
-      </w:r>
-      <w:r>
-        <w:rPr>
-          <w:rFonts w:ascii="Avenir Next" w:hAnsi="Avenir Next" w:cs="Avenir Next" w:eastAsia="Avenir Next"/>
-          <w:color w:val="1A1A1A"/>
-          <w:sz w:val="19"/>
-          <w:szCs w:val="19"/>
-        </w:rPr>
         <w:tab/>
       </w:r>
       <w:r>
         <w:rPr>
           <w:rFonts w:ascii="Avenir Next" w:hAnsi="Avenir Next" w:cs="Avenir Next" w:eastAsia="Avenir Next"/>
           <w:color w:val="1A1A1A"/>
-          <w:sz w:val="21"/>
+          <w:sz w:val="22"/>
           <w:szCs w:val="21"/>
         </w:rPr>
         <w:t xml:space="preserve">192 = 100 + 92.</w:t>
@@ -2193,7 +2211,7 @@
         <w:tabs>
           <w:tab w:val="left" w:pos="950"/>
         </w:tabs>
-        <w:spacing w:before="0" w:after="24" w:line="256" w:lineRule="auto"/>
+        <w:spacing w:before="0" w:after="24" w:line="248" w:lineRule="auto"/>
         <w:ind w:left="950" w:hanging="950"/>
       </w:pPr>
       <w:r>
@@ -2201,25 +2219,25 @@
           <w:rFonts w:ascii="Avenir Next" w:hAnsi="Avenir Next" w:cs="Avenir Next" w:eastAsia="Avenir Next"/>
           <w:b/>
           <w:color w:val="003A70"/>
+          <w:sz w:val="22"/>
+          <w:szCs w:val="19"/>
+        </w:rPr>
+        <w:t xml:space="preserve">Step 2</w:t>
+      </w:r>
+      <w:r>
+        <w:rPr>
+          <w:rFonts w:ascii="Avenir Next" w:hAnsi="Avenir Next" w:cs="Avenir Next" w:eastAsia="Avenir Next"/>
+          <w:color w:val="1A1A1A"/>
           <w:sz w:val="19"/>
           <w:szCs w:val="19"/>
         </w:rPr>
-        <w:t xml:space="preserve">Step 2</w:t>
-      </w:r>
-      <w:r>
-        <w:rPr>
-          <w:rFonts w:ascii="Avenir Next" w:hAnsi="Avenir Next" w:cs="Avenir Next" w:eastAsia="Avenir Next"/>
-          <w:color w:val="1A1A1A"/>
-          <w:sz w:val="19"/>
-          <w:szCs w:val="19"/>
-        </w:rPr>
         <w:tab/>
       </w:r>
       <w:r>
         <w:rPr>
           <w:rFonts w:ascii="Avenir Next" w:hAnsi="Avenir Next" w:cs="Avenir Next" w:eastAsia="Avenir Next"/>
           <w:color w:val="1A1A1A"/>
-          <w:sz w:val="21"/>
+          <w:sz w:val="22"/>
           <w:szCs w:val="21"/>
         </w:rPr>
         <w:t xml:space="preserve">100 ÷ 2 = 50 and 92 ÷ 2 = 46.</w:t>
@@ -2230,7 +2248,7 @@
         <w:tabs>
           <w:tab w:val="left" w:pos="950"/>
         </w:tabs>
-        <w:spacing w:before="0" w:after="24" w:line="256" w:lineRule="auto"/>
+        <w:spacing w:before="0" w:after="24" w:line="248" w:lineRule="auto"/>
         <w:ind w:left="950" w:hanging="950"/>
       </w:pPr>
       <w:r>
@@ -2238,25 +2256,25 @@
           <w:rFonts w:ascii="Avenir Next" w:hAnsi="Avenir Next" w:cs="Avenir Next" w:eastAsia="Avenir Next"/>
           <w:b/>
           <w:color w:val="003A70"/>
+          <w:sz w:val="22"/>
+          <w:szCs w:val="19"/>
+        </w:rPr>
+        <w:t xml:space="preserve">Step 3</w:t>
+      </w:r>
+      <w:r>
+        <w:rPr>
+          <w:rFonts w:ascii="Avenir Next" w:hAnsi="Avenir Next" w:cs="Avenir Next" w:eastAsia="Avenir Next"/>
+          <w:color w:val="1A1A1A"/>
           <w:sz w:val="19"/>
           <w:szCs w:val="19"/>
         </w:rPr>
-        <w:t xml:space="preserve">Step 3</w:t>
-      </w:r>
-      <w:r>
-        <w:rPr>
-          <w:rFonts w:ascii="Avenir Next" w:hAnsi="Avenir Next" w:cs="Avenir Next" w:eastAsia="Avenir Next"/>
-          <w:color w:val="1A1A1A"/>
-          <w:sz w:val="19"/>
-          <w:szCs w:val="19"/>
-        </w:rPr>
         <w:tab/>
       </w:r>
       <w:r>
         <w:rPr>
           <w:rFonts w:ascii="Avenir Next" w:hAnsi="Avenir Next" w:cs="Avenir Next" w:eastAsia="Avenir Next"/>
           <w:color w:val="1A1A1A"/>
-          <w:sz w:val="21"/>
+          <w:sz w:val="22"/>
           <w:szCs w:val="21"/>
         </w:rPr>
         <w:t xml:space="preserve">50 + 46 = 96.</w:t>
@@ -2267,7 +2285,7 @@
         <w:tabs>
           <w:tab w:val="left" w:pos="950"/>
         </w:tabs>
-        <w:spacing w:before="20" w:after="0" w:line="256" w:lineRule="auto"/>
+        <w:spacing w:before="20" w:after="0" w:line="248" w:lineRule="auto"/>
         <w:ind w:left="950" w:hanging="950"/>
       </w:pPr>
       <w:r>
@@ -2275,18 +2293,18 @@
           <w:rFonts w:ascii="Avenir Next" w:hAnsi="Avenir Next" w:cs="Avenir Next" w:eastAsia="Avenir Next"/>
           <w:b/>
           <w:color w:val="1A1A1A"/>
+          <w:sz w:val="22"/>
+          <w:szCs w:val="21"/>
+        </w:rPr>
+        <w:t xml:space="preserve">Answer</w:t>
+      </w:r>
+      <w:r>
+        <w:rPr>
+          <w:rFonts w:ascii="Avenir Next" w:hAnsi="Avenir Next" w:cs="Avenir Next" w:eastAsia="Avenir Next"/>
+          <w:color w:val="1A1A1A"/>
           <w:sz w:val="21"/>
           <w:szCs w:val="21"/>
         </w:rPr>
-        <w:t xml:space="preserve">Answer</w:t>
-      </w:r>
-      <w:r>
-        <w:rPr>
-          <w:rFonts w:ascii="Avenir Next" w:hAnsi="Avenir Next" w:cs="Avenir Next" w:eastAsia="Avenir Next"/>
-          <w:color w:val="1A1A1A"/>
-          <w:sz w:val="21"/>
-          <w:szCs w:val="21"/>
-        </w:rPr>
         <w:tab/>
       </w:r>
       <w:r>
@@ -2294,7 +2312,7 @@
           <w:rFonts w:ascii="Avenir Next" w:hAnsi="Avenir Next" w:cs="Avenir Next" w:eastAsia="Avenir Next"/>
           <w:b/>
           <w:color w:val="1A1A1A"/>
-          <w:sz w:val="21"/>
+          <w:sz w:val="22"/>
           <w:szCs w:val="21"/>
         </w:rPr>
         <w:t xml:space="preserve">96</w:t>
@@ -2302,6 +2320,7 @@
     </w:p>
     <w:p>
       <w:pPr>
+        <w:pStyle w:val="Heading2"/>
         <w:keepNext/>
         <w:pBdr>
           <w:bottom w:val="single" w:sz="8" w:space="3" w:color="003A70"/>
@@ -2317,7 +2336,7 @@
           <w:b/>
           <w:color w:val="003A70"/>
           <w:spacing w:val="14"/>
-          <w:sz w:val="19"/>
+          <w:sz w:val="22"/>
           <w:szCs w:val="19"/>
         </w:rPr>
         <w:t xml:space="preserve">TRY IT WITH HELP</w:t>
@@ -2336,7 +2355,7 @@
           <w:rFonts w:ascii="Avenir Next" w:hAnsi="Avenir Next" w:cs="Avenir Next" w:eastAsia="Avenir Next"/>
           <w:i/>
           <w:color w:val="5A5F66"/>
-          <w:sz w:val="17"/>
+          <w:sz w:val="22"/>
           <w:szCs w:val="17"/>
         </w:rPr>
         <w:t xml:space="preserve">fill in each step</w:t>
@@ -2348,7 +2367,7 @@
         <w:tabs>
           <w:tab w:val="left" w:pos="432"/>
         </w:tabs>
-        <w:spacing w:before="90" w:after="40" w:line="268" w:lineRule="auto"/>
+        <w:spacing w:before="90" w:after="40" w:line="254" w:lineRule="auto"/>
         <w:ind w:left="432" w:hanging="432"/>
       </w:pPr>
       <w:r>
@@ -2386,7 +2405,7 @@
         <w:tabs>
           <w:tab w:val="left" w:pos="1300"/>
         </w:tabs>
-        <w:spacing w:before="0" w:after="24" w:line="272" w:lineRule="auto"/>
+        <w:spacing w:before="0" w:after="24" w:line="256" w:lineRule="auto"/>
         <w:ind w:left="1300" w:hanging="868"/>
       </w:pPr>
       <w:r>
@@ -2394,25 +2413,25 @@
           <w:rFonts w:ascii="Avenir Next" w:hAnsi="Avenir Next" w:cs="Avenir Next" w:eastAsia="Avenir Next"/>
           <w:b/>
           <w:color w:val="003A70"/>
+          <w:sz w:val="22"/>
+          <w:szCs w:val="18"/>
+        </w:rPr>
+        <w:t xml:space="preserve">Step 1</w:t>
+      </w:r>
+      <w:r>
+        <w:rPr>
+          <w:rFonts w:ascii="Avenir Next" w:hAnsi="Avenir Next" w:cs="Avenir Next" w:eastAsia="Avenir Next"/>
+          <w:color w:val="1A1A1A"/>
           <w:sz w:val="18"/>
           <w:szCs w:val="18"/>
         </w:rPr>
-        <w:t xml:space="preserve">Step 1</w:t>
-      </w:r>
-      <w:r>
-        <w:rPr>
-          <w:rFonts w:ascii="Avenir Next" w:hAnsi="Avenir Next" w:cs="Avenir Next" w:eastAsia="Avenir Next"/>
-          <w:color w:val="1A1A1A"/>
-          <w:sz w:val="18"/>
-          <w:szCs w:val="18"/>
-        </w:rPr>
         <w:tab/>
       </w:r>
       <w:r>
         <w:rPr>
           <w:rFonts w:ascii="Avenir Next" w:hAnsi="Avenir Next" w:cs="Avenir Next" w:eastAsia="Avenir Next"/>
           <w:color w:val="1A1A1A"/>
-          <w:sz w:val="21"/>
+          <w:sz w:val="22"/>
           <w:szCs w:val="21"/>
         </w:rPr>
         <w:t xml:space="preserve">380 = 300 + </w:t>
@@ -2434,7 +2453,7 @@
         <w:tabs>
           <w:tab w:val="left" w:pos="1300"/>
         </w:tabs>
-        <w:spacing w:before="0" w:after="24" w:line="272" w:lineRule="auto"/>
+        <w:spacing w:before="0" w:after="24" w:line="256" w:lineRule="auto"/>
         <w:ind w:left="1300" w:hanging="868"/>
       </w:pPr>
       <w:r>
@@ -2442,35 +2461,35 @@
           <w:rFonts w:ascii="Avenir Next" w:hAnsi="Avenir Next" w:cs="Avenir Next" w:eastAsia="Avenir Next"/>
           <w:b/>
           <w:color w:val="003A70"/>
+          <w:sz w:val="22"/>
+          <w:szCs w:val="18"/>
+        </w:rPr>
+        <w:t xml:space="preserve">Step 2</w:t>
+      </w:r>
+      <w:r>
+        <w:rPr>
+          <w:rFonts w:ascii="Avenir Next" w:hAnsi="Avenir Next" w:cs="Avenir Next" w:eastAsia="Avenir Next"/>
+          <w:color w:val="1A1A1A"/>
           <w:sz w:val="18"/>
           <w:szCs w:val="18"/>
         </w:rPr>
-        <w:t xml:space="preserve">Step 2</w:t>
-      </w:r>
-      <w:r>
-        <w:rPr>
-          <w:rFonts w:ascii="Avenir Next" w:hAnsi="Avenir Next" w:cs="Avenir Next" w:eastAsia="Avenir Next"/>
-          <w:color w:val="1A1A1A"/>
-          <w:sz w:val="18"/>
-          <w:szCs w:val="18"/>
-        </w:rPr>
         <w:tab/>
       </w:r>
       <w:r>
         <w:rPr>
           <w:rFonts w:ascii="Avenir Next" w:hAnsi="Avenir Next" w:cs="Avenir Next" w:eastAsia="Avenir Next"/>
           <w:color w:val="1A1A1A"/>
+          <w:sz w:val="22"/>
+          <w:szCs w:val="21"/>
+        </w:rPr>
+        <w:t xml:space="preserve">300 ÷ 2 = </w:t>
+      </w:r>
+      <w:r>
+        <w:rPr>
+          <w:rFonts w:ascii="Avenir Next" w:hAnsi="Avenir Next" w:cs="Avenir Next" w:eastAsia="Avenir Next"/>
+          <w:color w:val="1A1A1A"/>
           <w:sz w:val="21"/>
           <w:szCs w:val="21"/>
-        </w:rPr>
-        <w:t xml:space="preserve">300 ÷ 2 = </w:t>
-      </w:r>
-      <w:r>
-        <w:rPr>
-          <w:rFonts w:ascii="Avenir Next" w:hAnsi="Avenir Next" w:cs="Avenir Next" w:eastAsia="Avenir Next"/>
-          <w:color w:val="1A1A1A"/>
-          <w:sz w:val="21"/>
-          <w:szCs w:val="21"/>
           <w:u w:val="single"/>
         </w:rPr>
         <w:t xml:space="preserve">                </w:t>
@@ -2479,7 +2498,7 @@
         <w:rPr>
           <w:rFonts w:ascii="Avenir Next" w:hAnsi="Avenir Next" w:cs="Avenir Next" w:eastAsia="Avenir Next"/>
           <w:color w:val="1A1A1A"/>
-          <w:sz w:val="21"/>
+          <w:sz w:val="22"/>
           <w:szCs w:val="21"/>
         </w:rPr>
         <w:t xml:space="preserve"> and 80 ÷ 2 = </w:t>
@@ -2501,7 +2520,7 @@
         <w:tabs>
           <w:tab w:val="left" w:pos="1300"/>
         </w:tabs>
-        <w:spacing w:before="0" w:after="24" w:line="272" w:lineRule="auto"/>
+        <w:spacing w:before="0" w:after="24" w:line="256" w:lineRule="auto"/>
         <w:ind w:left="1300" w:hanging="868"/>
       </w:pPr>
       <w:r>
@@ -2509,25 +2528,25 @@
           <w:rFonts w:ascii="Avenir Next" w:hAnsi="Avenir Next" w:cs="Avenir Next" w:eastAsia="Avenir Next"/>
           <w:b/>
           <w:color w:val="003A70"/>
+          <w:sz w:val="22"/>
+          <w:szCs w:val="18"/>
+        </w:rPr>
+        <w:t xml:space="preserve">Step 3</w:t>
+      </w:r>
+      <w:r>
+        <w:rPr>
+          <w:rFonts w:ascii="Avenir Next" w:hAnsi="Avenir Next" w:cs="Avenir Next" w:eastAsia="Avenir Next"/>
+          <w:color w:val="1A1A1A"/>
           <w:sz w:val="18"/>
           <w:szCs w:val="18"/>
         </w:rPr>
-        <w:t xml:space="preserve">Step 3</w:t>
-      </w:r>
-      <w:r>
-        <w:rPr>
-          <w:rFonts w:ascii="Avenir Next" w:hAnsi="Avenir Next" w:cs="Avenir Next" w:eastAsia="Avenir Next"/>
-          <w:color w:val="1A1A1A"/>
-          <w:sz w:val="18"/>
-          <w:szCs w:val="18"/>
-        </w:rPr>
         <w:tab/>
       </w:r>
       <w:r>
         <w:rPr>
           <w:rFonts w:ascii="Avenir Next" w:hAnsi="Avenir Next" w:cs="Avenir Next" w:eastAsia="Avenir Next"/>
           <w:color w:val="1A1A1A"/>
-          <w:sz w:val="21"/>
+          <w:sz w:val="22"/>
           <w:szCs w:val="21"/>
         </w:rPr>
         <w:t xml:space="preserve">150 + 40 = </w:t>
@@ -2554,7 +2573,7 @@
         <w:tabs>
           <w:tab w:val="left" w:pos="432"/>
         </w:tabs>
-        <w:spacing w:before="90" w:after="40" w:line="268" w:lineRule="auto"/>
+        <w:spacing w:before="90" w:after="40" w:line="254" w:lineRule="auto"/>
         <w:ind w:left="432" w:hanging="432"/>
       </w:pPr>
       <w:r>
@@ -2592,7 +2611,7 @@
         <w:tabs>
           <w:tab w:val="left" w:pos="1300"/>
         </w:tabs>
-        <w:spacing w:before="0" w:after="24" w:line="272" w:lineRule="auto"/>
+        <w:spacing w:before="0" w:after="24" w:line="256" w:lineRule="auto"/>
         <w:ind w:left="1300" w:hanging="868"/>
       </w:pPr>
       <w:r>
@@ -2600,25 +2619,25 @@
           <w:rFonts w:ascii="Avenir Next" w:hAnsi="Avenir Next" w:cs="Avenir Next" w:eastAsia="Avenir Next"/>
           <w:b/>
           <w:color w:val="003A70"/>
+          <w:sz w:val="22"/>
+          <w:szCs w:val="18"/>
+        </w:rPr>
+        <w:t xml:space="preserve">Step 1</w:t>
+      </w:r>
+      <w:r>
+        <w:rPr>
+          <w:rFonts w:ascii="Avenir Next" w:hAnsi="Avenir Next" w:cs="Avenir Next" w:eastAsia="Avenir Next"/>
+          <w:color w:val="1A1A1A"/>
           <w:sz w:val="18"/>
           <w:szCs w:val="18"/>
         </w:rPr>
-        <w:t xml:space="preserve">Step 1</w:t>
-      </w:r>
-      <w:r>
-        <w:rPr>
-          <w:rFonts w:ascii="Avenir Next" w:hAnsi="Avenir Next" w:cs="Avenir Next" w:eastAsia="Avenir Next"/>
-          <w:color w:val="1A1A1A"/>
-          <w:sz w:val="18"/>
-          <w:szCs w:val="18"/>
-        </w:rPr>
         <w:tab/>
       </w:r>
       <w:r>
         <w:rPr>
           <w:rFonts w:ascii="Avenir Next" w:hAnsi="Avenir Next" w:cs="Avenir Next" w:eastAsia="Avenir Next"/>
           <w:color w:val="1A1A1A"/>
-          <w:sz w:val="21"/>
+          <w:sz w:val="22"/>
           <w:szCs w:val="21"/>
         </w:rPr>
         <w:t xml:space="preserve">224 = 200 + </w:t>
@@ -2640,7 +2659,7 @@
         <w:tabs>
           <w:tab w:val="left" w:pos="1300"/>
         </w:tabs>
-        <w:spacing w:before="0" w:after="24" w:line="272" w:lineRule="auto"/>
+        <w:spacing w:before="0" w:after="24" w:line="256" w:lineRule="auto"/>
         <w:ind w:left="1300" w:hanging="868"/>
       </w:pPr>
       <w:r>
@@ -2648,35 +2667,35 @@
           <w:rFonts w:ascii="Avenir Next" w:hAnsi="Avenir Next" w:cs="Avenir Next" w:eastAsia="Avenir Next"/>
           <w:b/>
           <w:color w:val="003A70"/>
+          <w:sz w:val="22"/>
+          <w:szCs w:val="18"/>
+        </w:rPr>
+        <w:t xml:space="preserve">Step 2</w:t>
+      </w:r>
+      <w:r>
+        <w:rPr>
+          <w:rFonts w:ascii="Avenir Next" w:hAnsi="Avenir Next" w:cs="Avenir Next" w:eastAsia="Avenir Next"/>
+          <w:color w:val="1A1A1A"/>
           <w:sz w:val="18"/>
           <w:szCs w:val="18"/>
         </w:rPr>
-        <w:t xml:space="preserve">Step 2</w:t>
-      </w:r>
-      <w:r>
-        <w:rPr>
-          <w:rFonts w:ascii="Avenir Next" w:hAnsi="Avenir Next" w:cs="Avenir Next" w:eastAsia="Avenir Next"/>
-          <w:color w:val="1A1A1A"/>
-          <w:sz w:val="18"/>
-          <w:szCs w:val="18"/>
-        </w:rPr>
         <w:tab/>
       </w:r>
       <w:r>
         <w:rPr>
           <w:rFonts w:ascii="Avenir Next" w:hAnsi="Avenir Next" w:cs="Avenir Next" w:eastAsia="Avenir Next"/>
           <w:color w:val="1A1A1A"/>
+          <w:sz w:val="22"/>
+          <w:szCs w:val="21"/>
+        </w:rPr>
+        <w:t xml:space="preserve">200 ÷ 2 = </w:t>
+      </w:r>
+      <w:r>
+        <w:rPr>
+          <w:rFonts w:ascii="Avenir Next" w:hAnsi="Avenir Next" w:cs="Avenir Next" w:eastAsia="Avenir Next"/>
+          <w:color w:val="1A1A1A"/>
           <w:sz w:val="21"/>
           <w:szCs w:val="21"/>
-        </w:rPr>
-        <w:t xml:space="preserve">200 ÷ 2 = </w:t>
-      </w:r>
-      <w:r>
-        <w:rPr>
-          <w:rFonts w:ascii="Avenir Next" w:hAnsi="Avenir Next" w:cs="Avenir Next" w:eastAsia="Avenir Next"/>
-          <w:color w:val="1A1A1A"/>
-          <w:sz w:val="21"/>
-          <w:szCs w:val="21"/>
           <w:u w:val="single"/>
         </w:rPr>
         <w:t xml:space="preserve">                </w:t>
@@ -2685,7 +2704,7 @@
         <w:rPr>
           <w:rFonts w:ascii="Avenir Next" w:hAnsi="Avenir Next" w:cs="Avenir Next" w:eastAsia="Avenir Next"/>
           <w:color w:val="1A1A1A"/>
-          <w:sz w:val="21"/>
+          <w:sz w:val="22"/>
           <w:szCs w:val="21"/>
         </w:rPr>
         <w:t xml:space="preserve"> and 24 ÷ 2 = </w:t>
@@ -2707,7 +2726,7 @@
         <w:tabs>
           <w:tab w:val="left" w:pos="1300"/>
         </w:tabs>
-        <w:spacing w:before="0" w:after="24" w:line="272" w:lineRule="auto"/>
+        <w:spacing w:before="0" w:after="24" w:line="256" w:lineRule="auto"/>
         <w:ind w:left="1300" w:hanging="868"/>
       </w:pPr>
       <w:r>
@@ -2715,35 +2734,35 @@
           <w:rFonts w:ascii="Avenir Next" w:hAnsi="Avenir Next" w:cs="Avenir Next" w:eastAsia="Avenir Next"/>
           <w:b/>
           <w:color w:val="003A70"/>
+          <w:sz w:val="22"/>
+          <w:szCs w:val="18"/>
+        </w:rPr>
+        <w:t xml:space="preserve">Step 3</w:t>
+      </w:r>
+      <w:r>
+        <w:rPr>
+          <w:rFonts w:ascii="Avenir Next" w:hAnsi="Avenir Next" w:cs="Avenir Next" w:eastAsia="Avenir Next"/>
+          <w:color w:val="1A1A1A"/>
           <w:sz w:val="18"/>
           <w:szCs w:val="18"/>
         </w:rPr>
-        <w:t xml:space="preserve">Step 3</w:t>
-      </w:r>
-      <w:r>
-        <w:rPr>
-          <w:rFonts w:ascii="Avenir Next" w:hAnsi="Avenir Next" w:cs="Avenir Next" w:eastAsia="Avenir Next"/>
-          <w:color w:val="1A1A1A"/>
-          <w:sz w:val="18"/>
-          <w:szCs w:val="18"/>
-        </w:rPr>
         <w:tab/>
       </w:r>
       <w:r>
         <w:rPr>
           <w:rFonts w:ascii="Avenir Next" w:hAnsi="Avenir Next" w:cs="Avenir Next" w:eastAsia="Avenir Next"/>
           <w:color w:val="1A1A1A"/>
+          <w:sz w:val="22"/>
+          <w:szCs w:val="21"/>
+        </w:rPr>
+        <w:t xml:space="preserve">100 + 12 = </w:t>
+      </w:r>
+      <w:r>
+        <w:rPr>
+          <w:rFonts w:ascii="Avenir Next" w:hAnsi="Avenir Next" w:cs="Avenir Next" w:eastAsia="Avenir Next"/>
+          <w:color w:val="1A1A1A"/>
           <w:sz w:val="21"/>
           <w:szCs w:val="21"/>
-        </w:rPr>
-        <w:t xml:space="preserve">100 + 12 = </w:t>
-      </w:r>
-      <w:r>
-        <w:rPr>
-          <w:rFonts w:ascii="Avenir Next" w:hAnsi="Avenir Next" w:cs="Avenir Next" w:eastAsia="Avenir Next"/>
-          <w:color w:val="1A1A1A"/>
-          <w:sz w:val="21"/>
-          <w:szCs w:val="21"/>
           <w:u w:val="single"/>
         </w:rPr>
         <w:t xml:space="preserve">                </w:t>
@@ -2756,6 +2775,7 @@
     </w:p>
     <w:p>
       <w:pPr>
+        <w:pStyle w:val="Heading2"/>
         <w:keepNext/>
         <w:pBdr>
           <w:bottom w:val="single" w:sz="8" w:space="3" w:color="003A70"/>
@@ -2771,7 +2791,7 @@
           <w:b/>
           <w:color w:val="003A70"/>
           <w:spacing w:val="14"/>
-          <w:sz w:val="19"/>
+          <w:sz w:val="22"/>
           <w:szCs w:val="19"/>
         </w:rPr>
         <w:t xml:space="preserve">YOUR TURN</w:t>
@@ -2790,7 +2810,7 @@
           <w:rFonts w:ascii="Avenir Next" w:hAnsi="Avenir Next" w:cs="Avenir Next" w:eastAsia="Avenir Next"/>
           <w:i/>
           <w:color w:val="5A5F66"/>
-          <w:sz w:val="17"/>
+          <w:sz w:val="22"/>
           <w:szCs w:val="17"/>
         </w:rPr>
         <w:t xml:space="preserve">use the steps on your own</w:t>
@@ -2840,7 +2860,7 @@
               <w:tabs>
                 <w:tab w:val="left" w:pos="432"/>
               </w:tabs>
-              <w:spacing w:before="90" w:after="40" w:line="268" w:lineRule="auto"/>
+              <w:spacing w:before="90" w:after="40" w:line="254" w:lineRule="auto"/>
               <w:ind w:left="432" w:hanging="432"/>
             </w:pPr>
             <w:r>
@@ -2914,7 +2934,7 @@
                     <w:tabs>
                       <w:tab w:val="left" w:pos="340"/>
                     </w:tabs>
-                    <w:spacing w:before="0" w:after="0" w:line="276" w:lineRule="auto"/>
+                    <w:spacing w:before="0" w:after="0" w:line="258" w:lineRule="auto"/>
                     <w:ind w:left="340" w:hanging="340"/>
                   </w:pPr>
                   <w:r>
@@ -2962,7 +2982,7 @@
                       <w:szCs w:val="22"/>
                       <w:u w:val="single"/>
                     </w:rPr>
-                    <w:t xml:space="preserve">        </w:t>
+                    <w:t xml:space="preserve">            </w:t>
                   </w:r>
                 </w:p>
               </w:tc>
@@ -2976,7 +2996,7 @@
                     <w:tabs>
                       <w:tab w:val="left" w:pos="340"/>
                     </w:tabs>
-                    <w:spacing w:before="0" w:after="0" w:line="276" w:lineRule="auto"/>
+                    <w:spacing w:before="0" w:after="0" w:line="258" w:lineRule="auto"/>
                     <w:ind w:left="340" w:hanging="340"/>
                   </w:pPr>
                   <w:r>
@@ -3024,7 +3044,7 @@
                       <w:szCs w:val="22"/>
                       <w:u w:val="single"/>
                     </w:rPr>
-                    <w:t xml:space="preserve">        </w:t>
+                    <w:t xml:space="preserve">            </w:t>
                   </w:r>
                 </w:p>
               </w:tc>
@@ -3038,7 +3058,7 @@
                     <w:tabs>
                       <w:tab w:val="left" w:pos="340"/>
                     </w:tabs>
-                    <w:spacing w:before="0" w:after="0" w:line="276" w:lineRule="auto"/>
+                    <w:spacing w:before="0" w:after="0" w:line="258" w:lineRule="auto"/>
                     <w:ind w:left="340" w:hanging="340"/>
                   </w:pPr>
                   <w:r>
@@ -3086,7 +3106,7 @@
                       <w:szCs w:val="22"/>
                       <w:u w:val="single"/>
                     </w:rPr>
-                    <w:t xml:space="preserve">        </w:t>
+                    <w:t xml:space="preserve">            </w:t>
                   </w:r>
                 </w:p>
               </w:tc>
@@ -3106,7 +3126,7 @@
                     <w:tabs>
                       <w:tab w:val="left" w:pos="340"/>
                     </w:tabs>
-                    <w:spacing w:before="0" w:after="0" w:line="276" w:lineRule="auto"/>
+                    <w:spacing w:before="0" w:after="0" w:line="258" w:lineRule="auto"/>
                     <w:ind w:left="340" w:hanging="340"/>
                   </w:pPr>
                   <w:r>
@@ -3154,7 +3174,7 @@
                       <w:szCs w:val="22"/>
                       <w:u w:val="single"/>
                     </w:rPr>
-                    <w:t xml:space="preserve">        </w:t>
+                    <w:t xml:space="preserve">            </w:t>
                   </w:r>
                 </w:p>
               </w:tc>
@@ -3168,7 +3188,7 @@
                     <w:tabs>
                       <w:tab w:val="left" w:pos="340"/>
                     </w:tabs>
-                    <w:spacing w:before="0" w:after="0" w:line="276" w:lineRule="auto"/>
+                    <w:spacing w:before="0" w:after="0" w:line="258" w:lineRule="auto"/>
                     <w:ind w:left="340" w:hanging="340"/>
                   </w:pPr>
                   <w:r>
@@ -3216,7 +3236,7 @@
                       <w:szCs w:val="22"/>
                       <w:u w:val="single"/>
                     </w:rPr>
-                    <w:t xml:space="preserve">        </w:t>
+                    <w:t xml:space="preserve">            </w:t>
                   </w:r>
                 </w:p>
               </w:tc>
@@ -3230,7 +3250,7 @@
                     <w:tabs>
                       <w:tab w:val="left" w:pos="340"/>
                     </w:tabs>
-                    <w:spacing w:before="0" w:after="0" w:line="276" w:lineRule="auto"/>
+                    <w:spacing w:before="0" w:after="0" w:line="258" w:lineRule="auto"/>
                     <w:ind w:left="340" w:hanging="340"/>
                   </w:pPr>
                   <w:r>
@@ -3278,7 +3298,7 @@
                       <w:szCs w:val="22"/>
                       <w:u w:val="single"/>
                     </w:rPr>
-                    <w:t xml:space="preserve">        </w:t>
+                    <w:t xml:space="preserve">            </w:t>
                   </w:r>
                 </w:p>
               </w:tc>
@@ -3299,6 +3319,7 @@
     </w:p>
     <w:p>
       <w:pPr>
+        <w:pStyle w:val="Heading2"/>
         <w:keepNext/>
         <w:pBdr>
           <w:bottom w:val="single" w:sz="8" w:space="3" w:color="003A70"/>
@@ -3314,7 +3335,7 @@
           <w:b/>
           <w:color w:val="003A70"/>
           <w:spacing w:val="14"/>
-          <w:sz w:val="19"/>
+          <w:sz w:val="22"/>
           <w:szCs w:val="19"/>
         </w:rPr>
         <w:t xml:space="preserve">READY CHECK</w:t>
@@ -3333,7 +3354,7 @@
           <w:rFonts w:ascii="Avenir Next" w:hAnsi="Avenir Next" w:cs="Avenir Next" w:eastAsia="Avenir Next"/>
           <w:i/>
           <w:color w:val="5A5F66"/>
-          <w:sz w:val="17"/>
+          <w:sz w:val="22"/>
           <w:szCs w:val="17"/>
         </w:rPr>
         <w:t xml:space="preserve">a problem like the one in today’s lesson</w:t>
@@ -3383,7 +3404,7 @@
               <w:tabs>
                 <w:tab w:val="left" w:pos="432"/>
               </w:tabs>
-              <w:spacing w:before="90" w:after="40" w:line="268" w:lineRule="auto"/>
+              <w:spacing w:before="90" w:after="40" w:line="254" w:lineRule="auto"/>
               <w:ind w:left="432" w:hanging="432"/>
             </w:pPr>
             <w:r>
@@ -3457,7 +3478,7 @@
                     <w:tabs>
                       <w:tab w:val="left" w:pos="340"/>
                     </w:tabs>
-                    <w:spacing w:before="0" w:after="0" w:line="264" w:lineRule="auto"/>
+                    <w:spacing w:before="0" w:after="0" w:line="252" w:lineRule="auto"/>
                     <w:ind w:left="340" w:hanging="340"/>
                   </w:pPr>
                   <w:r>
@@ -3465,25 +3486,25 @@
                       <w:rFonts w:ascii="Avenir Next" w:hAnsi="Avenir Next" w:cs="Avenir Next" w:eastAsia="Avenir Next"/>
                       <w:b/>
                       <w:color w:val="003A70"/>
+                      <w:sz w:val="22"/>
+                      <w:szCs w:val="21"/>
+                    </w:rPr>
+                    <w:t xml:space="preserve">A</w:t>
+                  </w:r>
+                  <w:r>
+                    <w:rPr>
+                      <w:rFonts w:ascii="Avenir Next" w:hAnsi="Avenir Next" w:cs="Avenir Next" w:eastAsia="Avenir Next"/>
+                      <w:color w:val="1A1A1A"/>
                       <w:sz w:val="21"/>
                       <w:szCs w:val="21"/>
                     </w:rPr>
-                    <w:t xml:space="preserve">A</w:t>
-                  </w:r>
-                  <w:r>
-                    <w:rPr>
-                      <w:rFonts w:ascii="Avenir Next" w:hAnsi="Avenir Next" w:cs="Avenir Next" w:eastAsia="Avenir Next"/>
-                      <w:color w:val="1A1A1A"/>
-                      <w:sz w:val="21"/>
-                      <w:szCs w:val="21"/>
-                    </w:rPr>
                     <w:tab/>
                   </w:r>
                   <w:r>
                     <w:rPr>
                       <w:rFonts w:ascii="Avenir Next" w:hAnsi="Avenir Next" w:cs="Avenir Next" w:eastAsia="Avenir Next"/>
                       <w:color w:val="1A1A1A"/>
-                      <w:sz w:val="21"/>
+                      <w:sz w:val="22"/>
                       <w:szCs w:val="21"/>
                     </w:rPr>
                     <w:t xml:space="preserve">288 ft²</w:t>
@@ -3500,7 +3521,7 @@
                     <w:tabs>
                       <w:tab w:val="left" w:pos="340"/>
                     </w:tabs>
-                    <w:spacing w:before="0" w:after="0" w:line="264" w:lineRule="auto"/>
+                    <w:spacing w:before="0" w:after="0" w:line="252" w:lineRule="auto"/>
                     <w:ind w:left="340" w:hanging="340"/>
                   </w:pPr>
                   <w:r>
@@ -3508,25 +3529,25 @@
                       <w:rFonts w:ascii="Avenir Next" w:hAnsi="Avenir Next" w:cs="Avenir Next" w:eastAsia="Avenir Next"/>
                       <w:b/>
                       <w:color w:val="003A70"/>
+                      <w:sz w:val="22"/>
+                      <w:szCs w:val="21"/>
+                    </w:rPr>
+                    <w:t xml:space="preserve">B</w:t>
+                  </w:r>
+                  <w:r>
+                    <w:rPr>
+                      <w:rFonts w:ascii="Avenir Next" w:hAnsi="Avenir Next" w:cs="Avenir Next" w:eastAsia="Avenir Next"/>
+                      <w:color w:val="1A1A1A"/>
                       <w:sz w:val="21"/>
                       <w:szCs w:val="21"/>
                     </w:rPr>
-                    <w:t xml:space="preserve">B</w:t>
-                  </w:r>
-                  <w:r>
-                    <w:rPr>
-                      <w:rFonts w:ascii="Avenir Next" w:hAnsi="Avenir Next" w:cs="Avenir Next" w:eastAsia="Avenir Next"/>
-                      <w:color w:val="1A1A1A"/>
-                      <w:sz w:val="21"/>
-                      <w:szCs w:val="21"/>
-                    </w:rPr>
                     <w:tab/>
                   </w:r>
                   <w:r>
                     <w:rPr>
                       <w:rFonts w:ascii="Avenir Next" w:hAnsi="Avenir Next" w:cs="Avenir Next" w:eastAsia="Avenir Next"/>
                       <w:color w:val="1A1A1A"/>
-                      <w:sz w:val="21"/>
+                      <w:sz w:val="22"/>
                       <w:szCs w:val="21"/>
                     </w:rPr>
                     <w:t xml:space="preserve">144 ft²</w:t>
@@ -3543,7 +3564,7 @@
                     <w:tabs>
                       <w:tab w:val="left" w:pos="340"/>
                     </w:tabs>
-                    <w:spacing w:before="0" w:after="0" w:line="264" w:lineRule="auto"/>
+                    <w:spacing w:before="0" w:after="0" w:line="252" w:lineRule="auto"/>
                     <w:ind w:left="340" w:hanging="340"/>
                   </w:pPr>
                   <w:r>
@@ -3551,25 +3572,25 @@
                       <w:rFonts w:ascii="Avenir Next" w:hAnsi="Avenir Next" w:cs="Avenir Next" w:eastAsia="Avenir Next"/>
                       <w:b/>
                       <w:color w:val="003A70"/>
+                      <w:sz w:val="22"/>
+                      <w:szCs w:val="21"/>
+                    </w:rPr>
+                    <w:t xml:space="preserve">C</w:t>
+                  </w:r>
+                  <w:r>
+                    <w:rPr>
+                      <w:rFonts w:ascii="Avenir Next" w:hAnsi="Avenir Next" w:cs="Avenir Next" w:eastAsia="Avenir Next"/>
+                      <w:color w:val="1A1A1A"/>
                       <w:sz w:val="21"/>
                       <w:szCs w:val="21"/>
                     </w:rPr>
-                    <w:t xml:space="preserve">C</w:t>
-                  </w:r>
-                  <w:r>
-                    <w:rPr>
-                      <w:rFonts w:ascii="Avenir Next" w:hAnsi="Avenir Next" w:cs="Avenir Next" w:eastAsia="Avenir Next"/>
-                      <w:color w:val="1A1A1A"/>
-                      <w:sz w:val="21"/>
-                      <w:szCs w:val="21"/>
-                    </w:rPr>
                     <w:tab/>
                   </w:r>
                   <w:r>
                     <w:rPr>
                       <w:rFonts w:ascii="Avenir Next" w:hAnsi="Avenir Next" w:cs="Avenir Next" w:eastAsia="Avenir Next"/>
                       <w:color w:val="1A1A1A"/>
-                      <w:sz w:val="21"/>
+                      <w:sz w:val="22"/>
                       <w:szCs w:val="21"/>
                     </w:rPr>
                     <w:t xml:space="preserve">576 ft²</w:t>
@@ -3586,7 +3607,7 @@
                     <w:tabs>
                       <w:tab w:val="left" w:pos="340"/>
                     </w:tabs>
-                    <w:spacing w:before="0" w:after="0" w:line="264" w:lineRule="auto"/>
+                    <w:spacing w:before="0" w:after="0" w:line="252" w:lineRule="auto"/>
                     <w:ind w:left="340" w:hanging="340"/>
                   </w:pPr>
                   <w:r>
@@ -3594,25 +3615,25 @@
                       <w:rFonts w:ascii="Avenir Next" w:hAnsi="Avenir Next" w:cs="Avenir Next" w:eastAsia="Avenir Next"/>
                       <w:b/>
                       <w:color w:val="003A70"/>
+                      <w:sz w:val="22"/>
+                      <w:szCs w:val="21"/>
+                    </w:rPr>
+                    <w:t xml:space="preserve">D</w:t>
+                  </w:r>
+                  <w:r>
+                    <w:rPr>
+                      <w:rFonts w:ascii="Avenir Next" w:hAnsi="Avenir Next" w:cs="Avenir Next" w:eastAsia="Avenir Next"/>
+                      <w:color w:val="1A1A1A"/>
                       <w:sz w:val="21"/>
                       <w:szCs w:val="21"/>
                     </w:rPr>
-                    <w:t xml:space="preserve">D</w:t>
-                  </w:r>
-                  <w:r>
-                    <w:rPr>
-                      <w:rFonts w:ascii="Avenir Next" w:hAnsi="Avenir Next" w:cs="Avenir Next" w:eastAsia="Avenir Next"/>
-                      <w:color w:val="1A1A1A"/>
-                      <w:sz w:val="21"/>
-                      <w:szCs w:val="21"/>
-                    </w:rPr>
                     <w:tab/>
                   </w:r>
                   <w:r>
                     <w:rPr>
                       <w:rFonts w:ascii="Avenir Next" w:hAnsi="Avenir Next" w:cs="Avenir Next" w:eastAsia="Avenir Next"/>
                       <w:color w:val="1A1A1A"/>
-                      <w:sz w:val="21"/>
+                      <w:sz w:val="22"/>
                       <w:szCs w:val="21"/>
                     </w:rPr>
                     <w:t xml:space="preserve">41 ft²</w:t>
@@ -3661,19 +3682,42 @@
         <w:tblLook w:val="0000" w:firstRow="0" w:lastRow="0" w:firstColumn="0" w:lastColumn="0" w:noHBand="1" w:noVBand="1"/>
       </w:tblPr>
       <w:tblGrid>
-        <w:gridCol w:w="2000"/>
-        <w:gridCol w:w="2300"/>
-        <w:gridCol w:w="2100"/>
-        <w:gridCol w:w="3104"/>
+        <w:gridCol w:w="1750"/>
+        <w:gridCol w:w="2500"/>
+        <w:gridCol w:w="2200"/>
+        <w:gridCol w:w="3054"/>
       </w:tblGrid>
       <w:tr>
         <w:trPr>
           <w:cantSplit/>
-          <w:trHeight w:val="320" w:hRule="atLeast"/>
+          <w:trHeight w:val="300" w:hRule="atLeast"/>
         </w:trPr>
         <w:tc>
           <w:tcPr>
-            <w:tcW w:w="2000" w:type="dxa"/>
+            <w:tcW w:w="1750" w:type="dxa"/>
+            <w:vAlign w:val="center"/>
+          </w:tcPr>
+          <w:p>
+            <w:pPr>
+              <w:pStyle w:val="Heading2"/>
+              <w:spacing w:before="0" w:after="0" w:line="240" w:lineRule="auto"/>
+            </w:pPr>
+            <w:r>
+              <w:rPr>
+                <w:rFonts w:ascii="Avenir Next" w:hAnsi="Avenir Next" w:cs="Avenir Next" w:eastAsia="Avenir Next"/>
+                <w:b/>
+                <w:color w:val="003A70"/>
+                <w:spacing w:val="12"/>
+                <w:sz w:val="15"/>
+                <w:szCs w:val="15"/>
+              </w:rPr>
+              <w:t xml:space="preserve">CHECK YOURSELF</w:t>
+            </w:r>
+          </w:p>
+        </w:tc>
+        <w:tc>
+          <w:tcPr>
+            <w:tcW w:w="2500" w:type="dxa"/>
             <w:vAlign w:val="center"/>
           </w:tcPr>
           <w:p>
@@ -3682,20 +3726,27 @@
             </w:pPr>
             <w:r>
               <w:rPr>
-                <w:rFonts w:ascii="Avenir Next" w:hAnsi="Avenir Next" w:cs="Avenir Next" w:eastAsia="Avenir Next"/>
-                <w:b/>
-                <w:color w:val="003A70"/>
-                <w:spacing w:val="12"/>
-                <w:sz w:val="15"/>
-                <w:szCs w:val="15"/>
-              </w:rPr>
-              <w:t xml:space="preserve">CHECK YOURSELF</w:t>
+                <w:rFonts w:ascii="Arial" w:hAnsi="Arial" w:cs="Arial" w:eastAsia="Arial"/>
+                <w:color w:val="1A1A1A"/>
+                <w:sz w:val="20"/>
+                <w:szCs w:val="20"/>
+              </w:rPr>
+              <w:t xml:space="preserve">□</w:t>
+            </w:r>
+            <w:r>
+              <w:rPr>
+                <w:rFonts w:ascii="Avenir Next" w:hAnsi="Avenir Next" w:cs="Avenir Next" w:eastAsia="Avenir Next"/>
+                <w:color w:val="1A1A1A"/>
+                <w:sz w:val="17"/>
+                <w:szCs w:val="17"/>
+              </w:rPr>
+              <w:t xml:space="preserve">  I can do this on my own</w:t>
             </w:r>
           </w:p>
         </w:tc>
         <w:tc>
           <w:tcPr>
-            <w:tcW w:w="2300" w:type="dxa"/>
+            <w:tcW w:w="2200" w:type="dxa"/>
             <w:vAlign w:val="center"/>
           </w:tcPr>
           <w:p>
@@ -3706,8 +3757,8 @@
               <w:rPr>
                 <w:rFonts w:ascii="Arial" w:hAnsi="Arial" w:cs="Arial" w:eastAsia="Arial"/>
                 <w:color w:val="1A1A1A"/>
-                <w:sz w:val="24"/>
-                <w:szCs w:val="24"/>
+                <w:sz w:val="20"/>
+                <w:szCs w:val="20"/>
               </w:rPr>
               <w:t xml:space="preserve">□</w:t>
             </w:r>
@@ -3718,13 +3769,13 @@
                 <w:sz w:val="17"/>
                 <w:szCs w:val="17"/>
               </w:rPr>
-              <w:t xml:space="preserve">  I can do this on my own</w:t>
+              <w:t xml:space="preserve">  I need a little help</w:t>
             </w:r>
           </w:p>
         </w:tc>
         <w:tc>
           <w:tcPr>
-            <w:tcW w:w="2100" w:type="dxa"/>
+            <w:tcW w:w="3054" w:type="dxa"/>
             <w:vAlign w:val="center"/>
           </w:tcPr>
           <w:p>
@@ -3735,37 +3786,8 @@
               <w:rPr>
                 <w:rFonts w:ascii="Arial" w:hAnsi="Arial" w:cs="Arial" w:eastAsia="Arial"/>
                 <w:color w:val="1A1A1A"/>
-                <w:sz w:val="24"/>
-                <w:szCs w:val="24"/>
-              </w:rPr>
-              <w:t xml:space="preserve">□</w:t>
-            </w:r>
-            <w:r>
-              <w:rPr>
-                <w:rFonts w:ascii="Avenir Next" w:hAnsi="Avenir Next" w:cs="Avenir Next" w:eastAsia="Avenir Next"/>
-                <w:color w:val="1A1A1A"/>
-                <w:sz w:val="17"/>
-                <w:szCs w:val="17"/>
-              </w:rPr>
-              <w:t xml:space="preserve">  I need a little help</w:t>
-            </w:r>
-          </w:p>
-        </w:tc>
-        <w:tc>
-          <w:tcPr>
-            <w:tcW w:w="3104" w:type="dxa"/>
-            <w:vAlign w:val="center"/>
-          </w:tcPr>
-          <w:p>
-            <w:pPr>
-              <w:spacing w:before="0" w:after="0" w:line="240" w:lineRule="auto"/>
-            </w:pPr>
-            <w:r>
-              <w:rPr>
-                <w:rFonts w:ascii="Arial" w:hAnsi="Arial" w:cs="Arial" w:eastAsia="Arial"/>
-                <w:color w:val="1A1A1A"/>
-                <w:sz w:val="24"/>
-                <w:szCs w:val="24"/>
+                <w:sz w:val="20"/>
+                <w:szCs w:val="20"/>
               </w:rPr>
               <w:t xml:space="preserve">□</w:t>
             </w:r>
@@ -3800,7 +3822,7 @@
     <w:sectPr>
       <w:footerReference w:type="default" r:id="rIdFooter1"/>
       <w:pgSz w:w="12240" w:h="15840"/>
-      <w:pgMar w:top="893" w:right="1224" w:bottom="835" w:left="1512" w:header="432" w:footer="432" w:gutter="0"/>
+      <w:pgMar w:top="780" w:right="1224" w:bottom="760" w:left="1512" w:header="432" w:footer="432" w:gutter="0"/>
       <w:cols w:space="720"/>
     </w:sectPr>
   </w:body>
@@ -3880,7 +3902,106 @@
               <w:sz w:val="15"/>
               <w:szCs w:val="15"/>
             </w:rPr>
-            <w:t xml:space="preserve">Lesson 5-3  ·  Session 2  ·  Prerequisite Practice A</w:t>
+            <w:t xml:space="preserve">5-3 · Page </w:t>
+          </w:r>
+          <w:r>
+            <w:rPr>
+              <w:rFonts w:ascii="Avenir Next" w:hAnsi="Avenir Next" w:cs="Avenir Next" w:eastAsia="Avenir Next"/>
+              <w:color w:val="5A5F66"/>
+              <w:sz w:val="15"/>
+              <w:szCs w:val="15"/>
+            </w:rPr>
+            <w:fldChar w:fldCharType="begin"/>
+          </w:r>
+          <w:r>
+            <w:rPr>
+              <w:rFonts w:ascii="Avenir Next" w:hAnsi="Avenir Next" w:cs="Avenir Next" w:eastAsia="Avenir Next"/>
+              <w:color w:val="5A5F66"/>
+              <w:sz w:val="15"/>
+              <w:szCs w:val="15"/>
+            </w:rPr>
+            <w:instrText xml:space="preserve"> PAGE </w:instrText>
+          </w:r>
+          <w:r>
+            <w:rPr>
+              <w:rFonts w:ascii="Avenir Next" w:hAnsi="Avenir Next" w:cs="Avenir Next" w:eastAsia="Avenir Next"/>
+              <w:color w:val="5A5F66"/>
+              <w:sz w:val="15"/>
+              <w:szCs w:val="15"/>
+            </w:rPr>
+            <w:fldChar w:fldCharType="separate"/>
+          </w:r>
+          <w:r>
+            <w:rPr>
+              <w:rFonts w:ascii="Avenir Next" w:hAnsi="Avenir Next" w:cs="Avenir Next" w:eastAsia="Avenir Next"/>
+              <w:color w:val="5A5F66"/>
+              <w:sz w:val="15"/>
+              <w:szCs w:val="15"/>
+            </w:rPr>
+            <w:t xml:space="preserve">1</w:t>
+          </w:r>
+          <w:r>
+            <w:rPr>
+              <w:rFonts w:ascii="Avenir Next" w:hAnsi="Avenir Next" w:cs="Avenir Next" w:eastAsia="Avenir Next"/>
+              <w:color w:val="5A5F66"/>
+              <w:sz w:val="15"/>
+              <w:szCs w:val="15"/>
+            </w:rPr>
+            <w:fldChar w:fldCharType="end"/>
+          </w:r>
+          <w:r>
+            <w:rPr>
+              <w:rFonts w:ascii="Avenir Next" w:hAnsi="Avenir Next" w:cs="Avenir Next" w:eastAsia="Avenir Next"/>
+              <w:color w:val="5A5F66"/>
+              <w:sz w:val="15"/>
+              <w:szCs w:val="15"/>
+            </w:rPr>
+            <w:t xml:space="preserve"> of </w:t>
+          </w:r>
+          <w:r>
+            <w:rPr>
+              <w:rFonts w:ascii="Avenir Next" w:hAnsi="Avenir Next" w:cs="Avenir Next" w:eastAsia="Avenir Next"/>
+              <w:color w:val="5A5F66"/>
+              <w:sz w:val="15"/>
+              <w:szCs w:val="15"/>
+            </w:rPr>
+            <w:fldChar w:fldCharType="begin"/>
+          </w:r>
+          <w:r>
+            <w:rPr>
+              <w:rFonts w:ascii="Avenir Next" w:hAnsi="Avenir Next" w:cs="Avenir Next" w:eastAsia="Avenir Next"/>
+              <w:color w:val="5A5F66"/>
+              <w:sz w:val="15"/>
+              <w:szCs w:val="15"/>
+            </w:rPr>
+            <w:instrText xml:space="preserve"> NUMPAGES </w:instrText>
+          </w:r>
+          <w:r>
+            <w:rPr>
+              <w:rFonts w:ascii="Avenir Next" w:hAnsi="Avenir Next" w:cs="Avenir Next" w:eastAsia="Avenir Next"/>
+              <w:color w:val="5A5F66"/>
+              <w:sz w:val="15"/>
+              <w:szCs w:val="15"/>
+            </w:rPr>
+            <w:fldChar w:fldCharType="separate"/>
+          </w:r>
+          <w:r>
+            <w:rPr>
+              <w:rFonts w:ascii="Avenir Next" w:hAnsi="Avenir Next" w:cs="Avenir Next" w:eastAsia="Avenir Next"/>
+              <w:color w:val="5A5F66"/>
+              <w:sz w:val="15"/>
+              <w:szCs w:val="15"/>
+            </w:rPr>
+            <w:t xml:space="preserve">1</w:t>
+          </w:r>
+          <w:r>
+            <w:rPr>
+              <w:rFonts w:ascii="Avenir Next" w:hAnsi="Avenir Next" w:cs="Avenir Next" w:eastAsia="Avenir Next"/>
+              <w:color w:val="5A5F66"/>
+              <w:sz w:val="15"/>
+              <w:szCs w:val="15"/>
+            </w:rPr>
+            <w:fldChar w:fldCharType="end"/>
           </w:r>
         </w:p>
       </w:tc>
@@ -3923,5 +4044,23 @@
       </w:tblCellMar>
     </w:tblPr>
   </w:style>
+  <w:style w:type="paragraph" w:styleId="Heading1">
+    <w:name w:val="heading 1"/>
+    <w:basedOn w:val="Normal"/>
+    <w:pPr>
+      <w:outlineLvl w:val="0"/>
+      <w:keepNext w:val="0"/>
+      <w:keepLines w:val="0"/>
+    </w:pPr>
+  </w:style>
+  <w:style w:type="paragraph" w:styleId="Heading2">
+    <w:name w:val="heading 2"/>
+    <w:basedOn w:val="Normal"/>
+    <w:pPr>
+      <w:outlineLvl w:val="1"/>
+      <w:keepNext w:val="0"/>
+      <w:keepLines w:val="0"/>
+    </w:pPr>
+  </w:style>
 </w:styles>
 </file>